--- a/Raporlar/8. Hafta.docx
+++ b/Raporlar/8. Hafta.docx
@@ -396,6 +396,9 @@
       <w:r>
         <w:t>Kayıt olabilmeliler</w:t>
       </w:r>
+      <w:r>
+        <w:t xml:space="preserve"> ve kaydını silebilmeliler</w:t>
+      </w:r>
     </w:p>
     <w:p>
       <w:pPr>
@@ -410,7 +413,13 @@
         </w:rPr>
       </w:pPr>
       <w:r>
-        <w:t>Ödünç aldıkları kitapları görüntüleyebilmeliler</w:t>
+        <w:t>Ödünç aldıkları kitapları</w:t>
+      </w:r>
+      <w:r>
+        <w:t xml:space="preserve"> ve iade tarihlerini</w:t>
+      </w:r>
+      <w:r>
+        <w:t xml:space="preserve"> görüntüleyebilmeliler</w:t>
       </w:r>
     </w:p>
     <w:p>
@@ -426,7 +435,7 @@
         </w:rPr>
       </w:pPr>
       <w:r>
-        <w:t>Teslim tarihini geçerlerse ceza ücretini görüntüleyebilmeliler</w:t>
+        <w:t>Geciken kitap iadelerinde ceza bilgilerini görüntüleyebilmeliler</w:t>
       </w:r>
     </w:p>
     <w:p>
@@ -442,7 +451,7 @@
         </w:rPr>
       </w:pPr>
       <w:r>
-        <w:t>Kayıtlarını silebilmeliler</w:t>
+        <w:t>Kitapları arayabilmeliler</w:t>
       </w:r>
     </w:p>
     <w:p>
@@ -458,46 +467,12 @@
         </w:rPr>
       </w:pPr>
       <w:r>
-        <w:t>Kitapları arayabilmeliler</w:t>
-      </w:r>
-    </w:p>
-    <w:p>
-      <w:pPr>
-        <w:pStyle w:val="ListeParagraf"/>
-        <w:numPr>
-          <w:ilvl w:val="0"/>
-          <w:numId w:val="21"/>
-        </w:numPr>
-        <w:spacing w:after="0" w:line="240" w:lineRule="auto"/>
-        <w:rPr>
-          <w:b/>
-        </w:rPr>
-      </w:pPr>
-      <w:r>
         <w:t>Teslim tarihini uzatabilmeliler</w:t>
       </w:r>
     </w:p>
     <w:p>
       <w:pPr>
-        <w:pStyle w:val="ListeParagraf"/>
-        <w:numPr>
-          <w:ilvl w:val="0"/>
-          <w:numId w:val="21"/>
-        </w:numPr>
-        <w:spacing w:after="0" w:line="240" w:lineRule="auto"/>
-        <w:rPr>
-          <w:b/>
-        </w:rPr>
-      </w:pPr>
-      <w:r>
-        <w:t>KİTAP BAĞIŞI MELOO</w:t>
-      </w:r>
-    </w:p>
-    <w:p>
-      <w:pPr>
-        <w:pStyle w:val="ListeParagraf"/>
-        <w:spacing w:after="0" w:line="240" w:lineRule="auto"/>
-        <w:ind w:left="1440"/>
+        <w:spacing w:after="0" w:line="240" w:lineRule="auto"/>
         <w:rPr>
           <w:b/>
         </w:rPr>
@@ -551,7 +526,13 @@
         </w:rPr>
       </w:pPr>
       <w:r>
-        <w:t>Üyeleri görebilmeliler</w:t>
+        <w:t>Üyeleri</w:t>
+      </w:r>
+      <w:r>
+        <w:t>n bilgilerini</w:t>
+      </w:r>
+      <w:r>
+        <w:t xml:space="preserve"> görebilmeliler</w:t>
       </w:r>
     </w:p>
     <w:p>
@@ -570,55 +551,12 @@
         <w:t>Üyelerin yap</w:t>
       </w:r>
       <w:r>
-        <w:t>tıkları işlemleri görebilmeliler (bi tüm işlemleri, bi de sadece bir üyenin yaptığı işlemleri gibi tartışmaya açıktır melo)</w:t>
+        <w:t xml:space="preserve">tıkları işlemleri görebilmeliler </w:t>
       </w:r>
     </w:p>
     <w:p>
       <w:pPr>
-        <w:pStyle w:val="ListeParagraf"/>
-        <w:numPr>
-          <w:ilvl w:val="0"/>
-          <w:numId w:val="22"/>
-        </w:numPr>
-        <w:spacing w:after="0" w:line="240" w:lineRule="auto"/>
-        <w:rPr>
-          <w:b/>
-        </w:rPr>
-      </w:pPr>
-      <w:r>
-        <w:t>Not şöyle olsa nasıl olur melo kitap tarihini uzatma talebi yolladı personel onayladı veya reddetti</w:t>
-      </w:r>
-      <w:r>
-        <w:t>(zorlayabilir gibi)</w:t>
-      </w:r>
-      <w:r>
-        <w:t>, borcu ödetmeden kayıt sildir</w:t>
-      </w:r>
-      <w:r>
-        <w:t>memek lazım bu arada</w:t>
-      </w:r>
-    </w:p>
-    <w:p>
-      <w:pPr>
-        <w:pStyle w:val="ListeParagraf"/>
-        <w:numPr>
-          <w:ilvl w:val="0"/>
-          <w:numId w:val="22"/>
-        </w:numPr>
-        <w:spacing w:after="0" w:line="240" w:lineRule="auto"/>
-        <w:rPr>
-          <w:b/>
-        </w:rPr>
-      </w:pPr>
-      <w:r>
-        <w:t>Ödünç verilen kitabın adetini düşmek lazım, bir nevi bu adam kitabı elden vercek</w:t>
-      </w:r>
-    </w:p>
-    <w:p>
-      <w:pPr>
-        <w:pStyle w:val="ListeParagraf"/>
-        <w:spacing w:after="0" w:line="240" w:lineRule="auto"/>
-        <w:ind w:left="1440"/>
+        <w:spacing w:after="0" w:line="240" w:lineRule="auto"/>
         <w:rPr>
           <w:b/>
         </w:rPr>
@@ -656,7 +594,34 @@
         </w:rPr>
       </w:pPr>
       <w:r>
-        <w:t>Envanterde bulunan kitapların listesi olmalı</w:t>
+        <w:t>Kitapların envanter listesi oluşturulmalı ve güncel durumu belirtilmeli</w:t>
+      </w:r>
+    </w:p>
+    <w:p>
+      <w:pPr>
+        <w:spacing w:after="0" w:line="240" w:lineRule="auto"/>
+        <w:rPr>
+          <w:b/>
+        </w:rPr>
+      </w:pPr>
+    </w:p>
+    <w:p>
+      <w:pPr>
+        <w:pStyle w:val="ListeParagraf"/>
+        <w:numPr>
+          <w:ilvl w:val="0"/>
+          <w:numId w:val="20"/>
+        </w:numPr>
+        <w:spacing w:after="0" w:line="240" w:lineRule="auto"/>
+        <w:rPr>
+          <w:b/>
+        </w:rPr>
+      </w:pPr>
+      <w:r>
+        <w:rPr>
+          <w:b/>
+        </w:rPr>
+        <w:t>Yazarlar</w:t>
       </w:r>
     </w:p>
     <w:p>
@@ -672,21 +637,24 @@
         </w:rPr>
       </w:pPr>
       <w:r>
-        <w:t>Adetleri olması gerek</w:t>
+        <w:t>Personel/Üye yazar ismine göre kitap arayabilecek</w:t>
       </w:r>
     </w:p>
     <w:p>
       <w:pPr>
+        <w:spacing w:after="0" w:line="240" w:lineRule="auto"/>
+        <w:rPr>
+          <w:b/>
+        </w:rPr>
+      </w:pPr>
+    </w:p>
+    <w:p>
+      <w:pPr>
         <w:pStyle w:val="ListeParagraf"/>
-        <w:spacing w:after="0" w:line="240" w:lineRule="auto"/>
-        <w:ind w:left="1440"/>
-        <w:rPr>
-          <w:b/>
-        </w:rPr>
-      </w:pPr>
-    </w:p>
-    <w:p>
-      <w:pPr>
+        <w:numPr>
+          <w:ilvl w:val="0"/>
+          <w:numId w:val="20"/>
+        </w:numPr>
         <w:spacing w:after="0" w:line="240" w:lineRule="auto"/>
         <w:rPr>
           <w:b/>
@@ -696,7 +664,300 @@
         <w:rPr>
           <w:b/>
         </w:rPr>
+        <w:t>Kategoriler</w:t>
+      </w:r>
+    </w:p>
+    <w:p>
+      <w:pPr>
+        <w:pStyle w:val="ListeParagraf"/>
+        <w:numPr>
+          <w:ilvl w:val="0"/>
+          <w:numId w:val="23"/>
+        </w:numPr>
+        <w:spacing w:after="0" w:line="240" w:lineRule="auto"/>
+        <w:rPr>
+          <w:b/>
+        </w:rPr>
+      </w:pPr>
+      <w:r>
+        <w:t>Kitaplar kategoriye göre sınıflandırılmalı ve kategorilerle arama yapılabilmeliler</w:t>
+      </w:r>
+    </w:p>
+    <w:p>
+      <w:pPr>
+        <w:spacing w:after="0" w:line="240" w:lineRule="auto"/>
+        <w:rPr>
+          <w:b/>
+        </w:rPr>
+      </w:pPr>
+    </w:p>
+    <w:p>
+      <w:pPr>
+        <w:pStyle w:val="ListeParagraf"/>
+        <w:numPr>
+          <w:ilvl w:val="0"/>
+          <w:numId w:val="20"/>
+        </w:numPr>
+        <w:spacing w:after="0" w:line="240" w:lineRule="auto"/>
+        <w:rPr>
+          <w:b/>
+        </w:rPr>
+      </w:pPr>
+      <w:r>
+        <w:rPr>
+          <w:b/>
+        </w:rPr>
+        <w:t>Raflar</w:t>
+      </w:r>
+    </w:p>
+    <w:p>
+      <w:pPr>
+        <w:pStyle w:val="ListeParagraf"/>
+        <w:numPr>
+          <w:ilvl w:val="0"/>
+          <w:numId w:val="23"/>
+        </w:numPr>
+        <w:spacing w:after="0" w:line="240" w:lineRule="auto"/>
+        <w:rPr>
+          <w:b/>
+        </w:rPr>
+      </w:pPr>
+      <w:r>
+        <w:t xml:space="preserve">Kitapların raf numarası bilgisi tutulmalı, böylece personel/üye aradığı kitabın hangi rafta </w:t>
+      </w:r>
+      <w:r>
+        <w:t>olduğunu görebilmeliler</w:t>
+      </w:r>
+    </w:p>
+    <w:p>
+      <w:pPr>
+        <w:spacing w:after="0" w:line="240" w:lineRule="auto"/>
+        <w:rPr>
+          <w:b/>
+        </w:rPr>
+      </w:pPr>
+    </w:p>
+    <w:p>
+      <w:pPr>
+        <w:pStyle w:val="ListeParagraf"/>
+        <w:numPr>
+          <w:ilvl w:val="0"/>
+          <w:numId w:val="20"/>
+        </w:numPr>
+        <w:spacing w:after="0" w:line="240" w:lineRule="auto"/>
+        <w:rPr>
+          <w:b/>
+        </w:rPr>
+      </w:pPr>
+      <w:r>
+        <w:rPr>
+          <w:b/>
+        </w:rPr>
+        <w:t>Cezalar</w:t>
+      </w:r>
+    </w:p>
+    <w:p>
+      <w:pPr>
+        <w:pStyle w:val="ListeParagraf"/>
+        <w:numPr>
+          <w:ilvl w:val="1"/>
+          <w:numId w:val="20"/>
+        </w:numPr>
+        <w:spacing w:after="0" w:line="240" w:lineRule="auto"/>
+        <w:rPr>
+          <w:b/>
+        </w:rPr>
+      </w:pPr>
+      <w:r>
+        <w:t>Gecikmeli kitap iadesi durumunda üyeler belirli bir ücretle cezalandırılacak</w:t>
+      </w:r>
+    </w:p>
+    <w:p>
+      <w:pPr>
+        <w:pStyle w:val="ListeParagraf"/>
+        <w:numPr>
+          <w:ilvl w:val="1"/>
+          <w:numId w:val="20"/>
+        </w:numPr>
+        <w:spacing w:after="0" w:line="240" w:lineRule="auto"/>
+        <w:rPr>
+          <w:b/>
+        </w:rPr>
+      </w:pPr>
+      <w:r>
+        <w:t xml:space="preserve">Personel/Üye </w:t>
+      </w:r>
+      <w:r>
+        <w:t>cezaları görebilecek</w:t>
+      </w:r>
+    </w:p>
+    <w:p>
+      <w:pPr>
+        <w:spacing w:after="0" w:line="240" w:lineRule="auto"/>
+        <w:rPr>
+          <w:b/>
+        </w:rPr>
+      </w:pPr>
+    </w:p>
+    <w:p>
+      <w:pPr>
+        <w:pStyle w:val="ListeParagraf"/>
+        <w:numPr>
+          <w:ilvl w:val="0"/>
+          <w:numId w:val="20"/>
+        </w:numPr>
+        <w:spacing w:after="0" w:line="240" w:lineRule="auto"/>
+        <w:rPr>
+          <w:b/>
+        </w:rPr>
+      </w:pPr>
+      <w:r>
+        <w:rPr>
+          <w:b/>
+        </w:rPr>
+        <w:t>Bağışlar</w:t>
+      </w:r>
+    </w:p>
+    <w:p>
+      <w:pPr>
+        <w:pStyle w:val="ListeParagraf"/>
+        <w:numPr>
+          <w:ilvl w:val="1"/>
+          <w:numId w:val="20"/>
+        </w:numPr>
+        <w:spacing w:after="0" w:line="240" w:lineRule="auto"/>
+        <w:rPr>
+          <w:b/>
+        </w:rPr>
+      </w:pPr>
+      <w:r>
+        <w:t>Üyeler kütüphaneye bağışta bulunabilirler</w:t>
+      </w:r>
+      <w:r>
+        <w:t xml:space="preserve"> ve bağış bilgileri görüntüleyebilmeliler</w:t>
+      </w:r>
+    </w:p>
+    <w:p>
+      <w:pPr>
+        <w:spacing w:after="0" w:line="240" w:lineRule="auto"/>
+        <w:rPr>
+          <w:b/>
+        </w:rPr>
+      </w:pPr>
+    </w:p>
+    <w:p>
+      <w:pPr>
+        <w:pStyle w:val="ListeParagraf"/>
+        <w:numPr>
+          <w:ilvl w:val="0"/>
+          <w:numId w:val="20"/>
+        </w:numPr>
+        <w:spacing w:after="0" w:line="240" w:lineRule="auto"/>
+        <w:rPr>
+          <w:b/>
+        </w:rPr>
+      </w:pPr>
+      <w:r>
+        <w:rPr>
+          <w:b/>
+        </w:rPr>
+        <w:t>Rezervasyonlar</w:t>
+      </w:r>
+    </w:p>
+    <w:p>
+      <w:pPr>
+        <w:pStyle w:val="ListeParagraf"/>
+        <w:numPr>
+          <w:ilvl w:val="0"/>
+          <w:numId w:val="30"/>
+        </w:numPr>
+        <w:spacing w:after="0" w:line="240" w:lineRule="auto"/>
+        <w:rPr>
+          <w:b/>
+        </w:rPr>
+      </w:pPr>
+      <w:r>
+        <w:t>Üyeler belirledikleri kitabı rezerve edebilecekler</w:t>
+      </w:r>
+    </w:p>
+    <w:p>
+      <w:pPr>
+        <w:spacing w:after="0" w:line="240" w:lineRule="auto"/>
+        <w:rPr>
+          <w:b/>
+        </w:rPr>
+      </w:pPr>
+    </w:p>
+    <w:p>
+      <w:pPr>
+        <w:pStyle w:val="ListeParagraf"/>
+        <w:numPr>
+          <w:ilvl w:val="0"/>
+          <w:numId w:val="20"/>
+        </w:numPr>
+        <w:spacing w:after="0" w:line="240" w:lineRule="auto"/>
+        <w:rPr>
+          <w:b/>
+        </w:rPr>
+      </w:pPr>
+      <w:r>
+        <w:rPr>
+          <w:b/>
+        </w:rPr>
+        <w:t>Ödünç Alma</w:t>
+      </w:r>
+    </w:p>
+    <w:p>
+      <w:pPr>
+        <w:pStyle w:val="ListeParagraf"/>
+        <w:numPr>
+          <w:ilvl w:val="0"/>
+          <w:numId w:val="30"/>
+        </w:numPr>
+        <w:spacing w:after="0" w:line="240" w:lineRule="auto"/>
+        <w:rPr>
+          <w:b/>
+        </w:rPr>
+      </w:pPr>
+      <w:r>
+        <w:t>Üyeler seçtikleri kitabı belli bir süreliğine ödünç alabilecek</w:t>
+      </w:r>
+    </w:p>
+    <w:p>
+      <w:pPr>
+        <w:spacing w:after="0" w:line="240" w:lineRule="auto"/>
+        <w:rPr>
+          <w:b/>
+        </w:rPr>
+      </w:pPr>
+      <w:r>
+        <w:rPr>
+          <w:b/>
+        </w:rPr>
+        <w:lastRenderedPageBreak/>
         <w:t>Veritabanı Tabloları</w:t>
+      </w:r>
+    </w:p>
+    <w:p>
+      <w:pPr>
+        <w:spacing w:after="0" w:line="240" w:lineRule="auto"/>
+        <w:rPr>
+          <w:b/>
+        </w:rPr>
+      </w:pPr>
+    </w:p>
+    <w:p>
+      <w:pPr>
+        <w:spacing w:after="0" w:line="240" w:lineRule="auto"/>
+        <w:rPr>
+          <w:b/>
+        </w:rPr>
+      </w:pPr>
+      <w:r>
+        <w:rPr>
+          <w:b/>
+        </w:rPr>
+        <w:t>Varlıklar</w:t>
       </w:r>
     </w:p>
     <w:p>
@@ -838,26 +1099,6 @@
     </w:p>
     <w:p>
       <w:pPr>
-        <w:pStyle w:val="ListeParagraf"/>
-        <w:numPr>
-          <w:ilvl w:val="0"/>
-          <w:numId w:val="25"/>
-        </w:numPr>
-        <w:spacing w:after="0" w:line="240" w:lineRule="auto"/>
-        <w:rPr>
-          <w:b/>
-        </w:rPr>
-      </w:pPr>
-      <w:r>
-        <w:rPr>
-          <w:b/>
-        </w:rPr>
-        <w:t>Yayın Evi ? Kütüphane Kitap Satın Alır mı ? ER’da göstermeye değer mi ?</w:t>
-      </w:r>
-    </w:p>
-    <w:p>
-      <w:pPr>
-        <w:pStyle w:val="ListeParagraf"/>
         <w:spacing w:after="0" w:line="240" w:lineRule="auto"/>
         <w:rPr>
           <w:b/>
@@ -998,7 +1239,7 @@
             <w:rStyle w:val="SayfaNumaras"/>
             <w:noProof/>
           </w:rPr>
-          <w:t>1</w:t>
+          <w:t>2</w:t>
         </w:r>
         <w:r>
           <w:rPr>
@@ -1046,6 +1287,92 @@
 <file path=word/numbering.xml><?xml version="1.0" encoding="utf-8"?>
 <w:numbering xmlns:ve="http://schemas.openxmlformats.org/markup-compatibility/2006" xmlns:o="urn:schemas-microsoft-com:office:office" xmlns:r="http://schemas.openxmlformats.org/officeDocument/2006/relationships" xmlns:m="http://schemas.openxmlformats.org/officeDocument/2006/math" xmlns:v="urn:schemas-microsoft-com:vml" xmlns:wp="http://schemas.openxmlformats.org/drawingml/2006/wordprocessingDrawing" xmlns:w10="urn:schemas-microsoft-com:office:word" xmlns:w="http://schemas.openxmlformats.org/wordprocessingml/2006/main" xmlns:wne="http://schemas.microsoft.com/office/word/2006/wordml">
   <w:abstractNum w:abstractNumId="0">
+    <w:nsid w:val="02C2054B"/>
+    <w:multiLevelType w:val="hybridMultilevel"/>
+    <w:tmpl w:val="836E99FC"/>
+    <w:lvl w:ilvl="0" w:tplc="041F000F">
+      <w:start w:val="1"/>
+      <w:numFmt w:val="decimal"/>
+      <w:lvlText w:val="%1."/>
+      <w:lvlJc w:val="left"/>
+      <w:pPr>
+        <w:ind w:left="720" w:hanging="360"/>
+      </w:pPr>
+    </w:lvl>
+    <w:lvl w:ilvl="1" w:tplc="041F0019" w:tentative="1">
+      <w:start w:val="1"/>
+      <w:numFmt w:val="lowerLetter"/>
+      <w:lvlText w:val="%2."/>
+      <w:lvlJc w:val="left"/>
+      <w:pPr>
+        <w:ind w:left="1440" w:hanging="360"/>
+      </w:pPr>
+    </w:lvl>
+    <w:lvl w:ilvl="2" w:tplc="041F001B" w:tentative="1">
+      <w:start w:val="1"/>
+      <w:numFmt w:val="lowerRoman"/>
+      <w:lvlText w:val="%3."/>
+      <w:lvlJc w:val="right"/>
+      <w:pPr>
+        <w:ind w:left="2160" w:hanging="180"/>
+      </w:pPr>
+    </w:lvl>
+    <w:lvl w:ilvl="3" w:tplc="041F000F" w:tentative="1">
+      <w:start w:val="1"/>
+      <w:numFmt w:val="decimal"/>
+      <w:lvlText w:val="%4."/>
+      <w:lvlJc w:val="left"/>
+      <w:pPr>
+        <w:ind w:left="2880" w:hanging="360"/>
+      </w:pPr>
+    </w:lvl>
+    <w:lvl w:ilvl="4" w:tplc="041F0019" w:tentative="1">
+      <w:start w:val="1"/>
+      <w:numFmt w:val="lowerLetter"/>
+      <w:lvlText w:val="%5."/>
+      <w:lvlJc w:val="left"/>
+      <w:pPr>
+        <w:ind w:left="3600" w:hanging="360"/>
+      </w:pPr>
+    </w:lvl>
+    <w:lvl w:ilvl="5" w:tplc="041F001B" w:tentative="1">
+      <w:start w:val="1"/>
+      <w:numFmt w:val="lowerRoman"/>
+      <w:lvlText w:val="%6."/>
+      <w:lvlJc w:val="right"/>
+      <w:pPr>
+        <w:ind w:left="4320" w:hanging="180"/>
+      </w:pPr>
+    </w:lvl>
+    <w:lvl w:ilvl="6" w:tplc="041F000F" w:tentative="1">
+      <w:start w:val="1"/>
+      <w:numFmt w:val="decimal"/>
+      <w:lvlText w:val="%7."/>
+      <w:lvlJc w:val="left"/>
+      <w:pPr>
+        <w:ind w:left="5040" w:hanging="360"/>
+      </w:pPr>
+    </w:lvl>
+    <w:lvl w:ilvl="7" w:tplc="041F0019" w:tentative="1">
+      <w:start w:val="1"/>
+      <w:numFmt w:val="lowerLetter"/>
+      <w:lvlText w:val="%8."/>
+      <w:lvlJc w:val="left"/>
+      <w:pPr>
+        <w:ind w:left="5760" w:hanging="360"/>
+      </w:pPr>
+    </w:lvl>
+    <w:lvl w:ilvl="8" w:tplc="041F001B" w:tentative="1">
+      <w:start w:val="1"/>
+      <w:numFmt w:val="lowerRoman"/>
+      <w:lvlText w:val="%9."/>
+      <w:lvlJc w:val="right"/>
+      <w:pPr>
+        <w:ind w:left="6480" w:hanging="180"/>
+      </w:pPr>
+    </w:lvl>
+  </w:abstractNum>
+  <w:abstractNum w:abstractNumId="1">
     <w:nsid w:val="045722F4"/>
     <w:multiLevelType w:val="hybridMultilevel"/>
     <w:tmpl w:val="5D589272"/>
@@ -1158,10 +1485,10 @@
       </w:rPr>
     </w:lvl>
   </w:abstractNum>
-  <w:abstractNum w:abstractNumId="1">
+  <w:abstractNum w:abstractNumId="2">
     <w:nsid w:val="0E2B38B1"/>
     <w:multiLevelType w:val="hybridMultilevel"/>
-    <w:tmpl w:val="2CB8D7E6"/>
+    <w:tmpl w:val="8CEE1B36"/>
     <w:lvl w:ilvl="0" w:tplc="041F0001">
       <w:start w:val="1"/>
       <w:numFmt w:val="bullet"/>
@@ -1271,7 +1598,179 @@
       </w:rPr>
     </w:lvl>
   </w:abstractNum>
-  <w:abstractNum w:abstractNumId="2">
+  <w:abstractNum w:abstractNumId="3">
+    <w:nsid w:val="0EB73296"/>
+    <w:multiLevelType w:val="hybridMultilevel"/>
+    <w:tmpl w:val="E6C21CD8"/>
+    <w:lvl w:ilvl="0" w:tplc="041F000F">
+      <w:start w:val="1"/>
+      <w:numFmt w:val="decimal"/>
+      <w:lvlText w:val="%1."/>
+      <w:lvlJc w:val="left"/>
+      <w:pPr>
+        <w:ind w:left="720" w:hanging="360"/>
+      </w:pPr>
+    </w:lvl>
+    <w:lvl w:ilvl="1" w:tplc="041F0019" w:tentative="1">
+      <w:start w:val="1"/>
+      <w:numFmt w:val="lowerLetter"/>
+      <w:lvlText w:val="%2."/>
+      <w:lvlJc w:val="left"/>
+      <w:pPr>
+        <w:ind w:left="1440" w:hanging="360"/>
+      </w:pPr>
+    </w:lvl>
+    <w:lvl w:ilvl="2" w:tplc="041F001B" w:tentative="1">
+      <w:start w:val="1"/>
+      <w:numFmt w:val="lowerRoman"/>
+      <w:lvlText w:val="%3."/>
+      <w:lvlJc w:val="right"/>
+      <w:pPr>
+        <w:ind w:left="2160" w:hanging="180"/>
+      </w:pPr>
+    </w:lvl>
+    <w:lvl w:ilvl="3" w:tplc="041F000F" w:tentative="1">
+      <w:start w:val="1"/>
+      <w:numFmt w:val="decimal"/>
+      <w:lvlText w:val="%4."/>
+      <w:lvlJc w:val="left"/>
+      <w:pPr>
+        <w:ind w:left="2880" w:hanging="360"/>
+      </w:pPr>
+    </w:lvl>
+    <w:lvl w:ilvl="4" w:tplc="041F0019" w:tentative="1">
+      <w:start w:val="1"/>
+      <w:numFmt w:val="lowerLetter"/>
+      <w:lvlText w:val="%5."/>
+      <w:lvlJc w:val="left"/>
+      <w:pPr>
+        <w:ind w:left="3600" w:hanging="360"/>
+      </w:pPr>
+    </w:lvl>
+    <w:lvl w:ilvl="5" w:tplc="041F001B" w:tentative="1">
+      <w:start w:val="1"/>
+      <w:numFmt w:val="lowerRoman"/>
+      <w:lvlText w:val="%6."/>
+      <w:lvlJc w:val="right"/>
+      <w:pPr>
+        <w:ind w:left="4320" w:hanging="180"/>
+      </w:pPr>
+    </w:lvl>
+    <w:lvl w:ilvl="6" w:tplc="041F000F" w:tentative="1">
+      <w:start w:val="1"/>
+      <w:numFmt w:val="decimal"/>
+      <w:lvlText w:val="%7."/>
+      <w:lvlJc w:val="left"/>
+      <w:pPr>
+        <w:ind w:left="5040" w:hanging="360"/>
+      </w:pPr>
+    </w:lvl>
+    <w:lvl w:ilvl="7" w:tplc="041F0019" w:tentative="1">
+      <w:start w:val="1"/>
+      <w:numFmt w:val="lowerLetter"/>
+      <w:lvlText w:val="%8."/>
+      <w:lvlJc w:val="left"/>
+      <w:pPr>
+        <w:ind w:left="5760" w:hanging="360"/>
+      </w:pPr>
+    </w:lvl>
+    <w:lvl w:ilvl="8" w:tplc="041F001B" w:tentative="1">
+      <w:start w:val="1"/>
+      <w:numFmt w:val="lowerRoman"/>
+      <w:lvlText w:val="%9."/>
+      <w:lvlJc w:val="right"/>
+      <w:pPr>
+        <w:ind w:left="6480" w:hanging="180"/>
+      </w:pPr>
+    </w:lvl>
+  </w:abstractNum>
+  <w:abstractNum w:abstractNumId="4">
+    <w:nsid w:val="11D302F1"/>
+    <w:multiLevelType w:val="hybridMultilevel"/>
+    <w:tmpl w:val="F4E80AE4"/>
+    <w:lvl w:ilvl="0" w:tplc="041F000F">
+      <w:start w:val="1"/>
+      <w:numFmt w:val="decimal"/>
+      <w:lvlText w:val="%1."/>
+      <w:lvlJc w:val="left"/>
+      <w:pPr>
+        <w:ind w:left="720" w:hanging="360"/>
+      </w:pPr>
+    </w:lvl>
+    <w:lvl w:ilvl="1" w:tplc="041F0019" w:tentative="1">
+      <w:start w:val="1"/>
+      <w:numFmt w:val="lowerLetter"/>
+      <w:lvlText w:val="%2."/>
+      <w:lvlJc w:val="left"/>
+      <w:pPr>
+        <w:ind w:left="1440" w:hanging="360"/>
+      </w:pPr>
+    </w:lvl>
+    <w:lvl w:ilvl="2" w:tplc="041F001B" w:tentative="1">
+      <w:start w:val="1"/>
+      <w:numFmt w:val="lowerRoman"/>
+      <w:lvlText w:val="%3."/>
+      <w:lvlJc w:val="right"/>
+      <w:pPr>
+        <w:ind w:left="2160" w:hanging="180"/>
+      </w:pPr>
+    </w:lvl>
+    <w:lvl w:ilvl="3" w:tplc="041F000F" w:tentative="1">
+      <w:start w:val="1"/>
+      <w:numFmt w:val="decimal"/>
+      <w:lvlText w:val="%4."/>
+      <w:lvlJc w:val="left"/>
+      <w:pPr>
+        <w:ind w:left="2880" w:hanging="360"/>
+      </w:pPr>
+    </w:lvl>
+    <w:lvl w:ilvl="4" w:tplc="041F0019" w:tentative="1">
+      <w:start w:val="1"/>
+      <w:numFmt w:val="lowerLetter"/>
+      <w:lvlText w:val="%5."/>
+      <w:lvlJc w:val="left"/>
+      <w:pPr>
+        <w:ind w:left="3600" w:hanging="360"/>
+      </w:pPr>
+    </w:lvl>
+    <w:lvl w:ilvl="5" w:tplc="041F001B" w:tentative="1">
+      <w:start w:val="1"/>
+      <w:numFmt w:val="lowerRoman"/>
+      <w:lvlText w:val="%6."/>
+      <w:lvlJc w:val="right"/>
+      <w:pPr>
+        <w:ind w:left="4320" w:hanging="180"/>
+      </w:pPr>
+    </w:lvl>
+    <w:lvl w:ilvl="6" w:tplc="041F000F" w:tentative="1">
+      <w:start w:val="1"/>
+      <w:numFmt w:val="decimal"/>
+      <w:lvlText w:val="%7."/>
+      <w:lvlJc w:val="left"/>
+      <w:pPr>
+        <w:ind w:left="5040" w:hanging="360"/>
+      </w:pPr>
+    </w:lvl>
+    <w:lvl w:ilvl="7" w:tplc="041F0019" w:tentative="1">
+      <w:start w:val="1"/>
+      <w:numFmt w:val="lowerLetter"/>
+      <w:lvlText w:val="%8."/>
+      <w:lvlJc w:val="left"/>
+      <w:pPr>
+        <w:ind w:left="5760" w:hanging="360"/>
+      </w:pPr>
+    </w:lvl>
+    <w:lvl w:ilvl="8" w:tplc="041F001B" w:tentative="1">
+      <w:start w:val="1"/>
+      <w:numFmt w:val="lowerRoman"/>
+      <w:lvlText w:val="%9."/>
+      <w:lvlJc w:val="right"/>
+      <w:pPr>
+        <w:ind w:left="6480" w:hanging="180"/>
+      </w:pPr>
+    </w:lvl>
+  </w:abstractNum>
+  <w:abstractNum w:abstractNumId="5">
     <w:nsid w:val="1B2C1DA7"/>
     <w:multiLevelType w:val="hybridMultilevel"/>
     <w:tmpl w:val="D15C538A"/>
@@ -1360,7 +1859,120 @@
       </w:pPr>
     </w:lvl>
   </w:abstractNum>
-  <w:abstractNum w:abstractNumId="3">
+  <w:abstractNum w:abstractNumId="6">
+    <w:nsid w:val="1E92719F"/>
+    <w:multiLevelType w:val="hybridMultilevel"/>
+    <w:tmpl w:val="0208313E"/>
+    <w:lvl w:ilvl="0" w:tplc="041F0001">
+      <w:start w:val="1"/>
+      <w:numFmt w:val="bullet"/>
+      <w:lvlText w:val=""/>
+      <w:lvlJc w:val="left"/>
+      <w:pPr>
+        <w:ind w:left="1440" w:hanging="360"/>
+      </w:pPr>
+      <w:rPr>
+        <w:rFonts w:ascii="Symbol" w:hAnsi="Symbol" w:hint="default"/>
+      </w:rPr>
+    </w:lvl>
+    <w:lvl w:ilvl="1" w:tplc="041F0003" w:tentative="1">
+      <w:start w:val="1"/>
+      <w:numFmt w:val="bullet"/>
+      <w:lvlText w:val="o"/>
+      <w:lvlJc w:val="left"/>
+      <w:pPr>
+        <w:ind w:left="2160" w:hanging="360"/>
+      </w:pPr>
+      <w:rPr>
+        <w:rFonts w:ascii="Courier New" w:hAnsi="Courier New" w:cs="Courier New" w:hint="default"/>
+      </w:rPr>
+    </w:lvl>
+    <w:lvl w:ilvl="2" w:tplc="041F0005" w:tentative="1">
+      <w:start w:val="1"/>
+      <w:numFmt w:val="bullet"/>
+      <w:lvlText w:val=""/>
+      <w:lvlJc w:val="left"/>
+      <w:pPr>
+        <w:ind w:left="2880" w:hanging="360"/>
+      </w:pPr>
+      <w:rPr>
+        <w:rFonts w:ascii="Wingdings" w:hAnsi="Wingdings" w:hint="default"/>
+      </w:rPr>
+    </w:lvl>
+    <w:lvl w:ilvl="3" w:tplc="041F0001" w:tentative="1">
+      <w:start w:val="1"/>
+      <w:numFmt w:val="bullet"/>
+      <w:lvlText w:val=""/>
+      <w:lvlJc w:val="left"/>
+      <w:pPr>
+        <w:ind w:left="3600" w:hanging="360"/>
+      </w:pPr>
+      <w:rPr>
+        <w:rFonts w:ascii="Symbol" w:hAnsi="Symbol" w:hint="default"/>
+      </w:rPr>
+    </w:lvl>
+    <w:lvl w:ilvl="4" w:tplc="041F0003" w:tentative="1">
+      <w:start w:val="1"/>
+      <w:numFmt w:val="bullet"/>
+      <w:lvlText w:val="o"/>
+      <w:lvlJc w:val="left"/>
+      <w:pPr>
+        <w:ind w:left="4320" w:hanging="360"/>
+      </w:pPr>
+      <w:rPr>
+        <w:rFonts w:ascii="Courier New" w:hAnsi="Courier New" w:cs="Courier New" w:hint="default"/>
+      </w:rPr>
+    </w:lvl>
+    <w:lvl w:ilvl="5" w:tplc="041F0005" w:tentative="1">
+      <w:start w:val="1"/>
+      <w:numFmt w:val="bullet"/>
+      <w:lvlText w:val=""/>
+      <w:lvlJc w:val="left"/>
+      <w:pPr>
+        <w:ind w:left="5040" w:hanging="360"/>
+      </w:pPr>
+      <w:rPr>
+        <w:rFonts w:ascii="Wingdings" w:hAnsi="Wingdings" w:hint="default"/>
+      </w:rPr>
+    </w:lvl>
+    <w:lvl w:ilvl="6" w:tplc="041F0001" w:tentative="1">
+      <w:start w:val="1"/>
+      <w:numFmt w:val="bullet"/>
+      <w:lvlText w:val=""/>
+      <w:lvlJc w:val="left"/>
+      <w:pPr>
+        <w:ind w:left="5760" w:hanging="360"/>
+      </w:pPr>
+      <w:rPr>
+        <w:rFonts w:ascii="Symbol" w:hAnsi="Symbol" w:hint="default"/>
+      </w:rPr>
+    </w:lvl>
+    <w:lvl w:ilvl="7" w:tplc="041F0003" w:tentative="1">
+      <w:start w:val="1"/>
+      <w:numFmt w:val="bullet"/>
+      <w:lvlText w:val="o"/>
+      <w:lvlJc w:val="left"/>
+      <w:pPr>
+        <w:ind w:left="6480" w:hanging="360"/>
+      </w:pPr>
+      <w:rPr>
+        <w:rFonts w:ascii="Courier New" w:hAnsi="Courier New" w:cs="Courier New" w:hint="default"/>
+      </w:rPr>
+    </w:lvl>
+    <w:lvl w:ilvl="8" w:tplc="041F0005" w:tentative="1">
+      <w:start w:val="1"/>
+      <w:numFmt w:val="bullet"/>
+      <w:lvlText w:val=""/>
+      <w:lvlJc w:val="left"/>
+      <w:pPr>
+        <w:ind w:left="7200" w:hanging="360"/>
+      </w:pPr>
+      <w:rPr>
+        <w:rFonts w:ascii="Wingdings" w:hAnsi="Wingdings" w:hint="default"/>
+      </w:rPr>
+    </w:lvl>
+  </w:abstractNum>
+  <w:abstractNum w:abstractNumId="7">
     <w:nsid w:val="2091011D"/>
     <w:multiLevelType w:val="hybridMultilevel"/>
     <w:tmpl w:val="B5086E42"/>
@@ -1473,7 +2085,93 @@
       </w:rPr>
     </w:lvl>
   </w:abstractNum>
-  <w:abstractNum w:abstractNumId="4">
+  <w:abstractNum w:abstractNumId="8">
+    <w:nsid w:val="251D0BEA"/>
+    <w:multiLevelType w:val="hybridMultilevel"/>
+    <w:tmpl w:val="85E8958E"/>
+    <w:lvl w:ilvl="0" w:tplc="041F000F">
+      <w:start w:val="1"/>
+      <w:numFmt w:val="decimal"/>
+      <w:lvlText w:val="%1."/>
+      <w:lvlJc w:val="left"/>
+      <w:pPr>
+        <w:ind w:left="720" w:hanging="360"/>
+      </w:pPr>
+    </w:lvl>
+    <w:lvl w:ilvl="1" w:tplc="041F0019" w:tentative="1">
+      <w:start w:val="1"/>
+      <w:numFmt w:val="lowerLetter"/>
+      <w:lvlText w:val="%2."/>
+      <w:lvlJc w:val="left"/>
+      <w:pPr>
+        <w:ind w:left="1440" w:hanging="360"/>
+      </w:pPr>
+    </w:lvl>
+    <w:lvl w:ilvl="2" w:tplc="041F001B" w:tentative="1">
+      <w:start w:val="1"/>
+      <w:numFmt w:val="lowerRoman"/>
+      <w:lvlText w:val="%3."/>
+      <w:lvlJc w:val="right"/>
+      <w:pPr>
+        <w:ind w:left="2160" w:hanging="180"/>
+      </w:pPr>
+    </w:lvl>
+    <w:lvl w:ilvl="3" w:tplc="041F000F" w:tentative="1">
+      <w:start w:val="1"/>
+      <w:numFmt w:val="decimal"/>
+      <w:lvlText w:val="%4."/>
+      <w:lvlJc w:val="left"/>
+      <w:pPr>
+        <w:ind w:left="2880" w:hanging="360"/>
+      </w:pPr>
+    </w:lvl>
+    <w:lvl w:ilvl="4" w:tplc="041F0019" w:tentative="1">
+      <w:start w:val="1"/>
+      <w:numFmt w:val="lowerLetter"/>
+      <w:lvlText w:val="%5."/>
+      <w:lvlJc w:val="left"/>
+      <w:pPr>
+        <w:ind w:left="3600" w:hanging="360"/>
+      </w:pPr>
+    </w:lvl>
+    <w:lvl w:ilvl="5" w:tplc="041F001B" w:tentative="1">
+      <w:start w:val="1"/>
+      <w:numFmt w:val="lowerRoman"/>
+      <w:lvlText w:val="%6."/>
+      <w:lvlJc w:val="right"/>
+      <w:pPr>
+        <w:ind w:left="4320" w:hanging="180"/>
+      </w:pPr>
+    </w:lvl>
+    <w:lvl w:ilvl="6" w:tplc="041F000F" w:tentative="1">
+      <w:start w:val="1"/>
+      <w:numFmt w:val="decimal"/>
+      <w:lvlText w:val="%7."/>
+      <w:lvlJc w:val="left"/>
+      <w:pPr>
+        <w:ind w:left="5040" w:hanging="360"/>
+      </w:pPr>
+    </w:lvl>
+    <w:lvl w:ilvl="7" w:tplc="041F0019" w:tentative="1">
+      <w:start w:val="1"/>
+      <w:numFmt w:val="lowerLetter"/>
+      <w:lvlText w:val="%8."/>
+      <w:lvlJc w:val="left"/>
+      <w:pPr>
+        <w:ind w:left="5760" w:hanging="360"/>
+      </w:pPr>
+    </w:lvl>
+    <w:lvl w:ilvl="8" w:tplc="041F001B" w:tentative="1">
+      <w:start w:val="1"/>
+      <w:numFmt w:val="lowerRoman"/>
+      <w:lvlText w:val="%9."/>
+      <w:lvlJc w:val="right"/>
+      <w:pPr>
+        <w:ind w:left="6480" w:hanging="180"/>
+      </w:pPr>
+    </w:lvl>
+  </w:abstractNum>
+  <w:abstractNum w:abstractNumId="9">
     <w:nsid w:val="2A2D3F19"/>
     <w:multiLevelType w:val="hybridMultilevel"/>
     <w:tmpl w:val="D2A6C08E"/>
@@ -1559,7 +2257,7 @@
       </w:pPr>
     </w:lvl>
   </w:abstractNum>
-  <w:abstractNum w:abstractNumId="5">
+  <w:abstractNum w:abstractNumId="10">
     <w:nsid w:val="2A9C5E9F"/>
     <w:multiLevelType w:val="hybridMultilevel"/>
     <w:tmpl w:val="95A09C14"/>
@@ -1645,7 +2343,7 @@
       </w:pPr>
     </w:lvl>
   </w:abstractNum>
-  <w:abstractNum w:abstractNumId="6">
+  <w:abstractNum w:abstractNumId="11">
     <w:nsid w:val="2FA0585D"/>
     <w:multiLevelType w:val="hybridMultilevel"/>
     <w:tmpl w:val="E8886D04"/>
@@ -1758,10 +2456,10 @@
       </w:rPr>
     </w:lvl>
   </w:abstractNum>
-  <w:abstractNum w:abstractNumId="7">
+  <w:abstractNum w:abstractNumId="12">
     <w:nsid w:val="33952338"/>
     <w:multiLevelType w:val="hybridMultilevel"/>
-    <w:tmpl w:val="E74280E0"/>
+    <w:tmpl w:val="EB7C8376"/>
     <w:lvl w:ilvl="0" w:tplc="041F000F">
       <w:start w:val="1"/>
       <w:numFmt w:val="decimal"/>
@@ -1771,14 +2469,17 @@
         <w:ind w:left="720" w:hanging="360"/>
       </w:pPr>
     </w:lvl>
-    <w:lvl w:ilvl="1" w:tplc="041F0019" w:tentative="1">
-      <w:start w:val="1"/>
-      <w:numFmt w:val="lowerLetter"/>
-      <w:lvlText w:val="%2."/>
+    <w:lvl w:ilvl="1" w:tplc="041F0001">
+      <w:start w:val="1"/>
+      <w:numFmt w:val="bullet"/>
+      <w:lvlText w:val=""/>
       <w:lvlJc w:val="left"/>
       <w:pPr>
         <w:ind w:left="1440" w:hanging="360"/>
       </w:pPr>
+      <w:rPr>
+        <w:rFonts w:ascii="Symbol" w:hAnsi="Symbol" w:hint="default"/>
+      </w:rPr>
     </w:lvl>
     <w:lvl w:ilvl="2" w:tplc="041F001B" w:tentative="1">
       <w:start w:val="1"/>
@@ -1844,7 +2545,7 @@
       </w:pPr>
     </w:lvl>
   </w:abstractNum>
-  <w:abstractNum w:abstractNumId="8">
+  <w:abstractNum w:abstractNumId="13">
     <w:nsid w:val="3A980920"/>
     <w:multiLevelType w:val="hybridMultilevel"/>
     <w:tmpl w:val="B5645EC8"/>
@@ -1957,7 +2658,7 @@
       </w:rPr>
     </w:lvl>
   </w:abstractNum>
-  <w:abstractNum w:abstractNumId="9">
+  <w:abstractNum w:abstractNumId="14">
     <w:nsid w:val="3EAC0FA0"/>
     <w:multiLevelType w:val="hybridMultilevel"/>
     <w:tmpl w:val="1730FA94"/>
@@ -2047,7 +2748,7 @@
       </w:pPr>
     </w:lvl>
   </w:abstractNum>
-  <w:abstractNum w:abstractNumId="10">
+  <w:abstractNum w:abstractNumId="15">
     <w:nsid w:val="3F877092"/>
     <w:multiLevelType w:val="hybridMultilevel"/>
     <w:tmpl w:val="E7D0D674"/>
@@ -2160,7 +2861,7 @@
       </w:rPr>
     </w:lvl>
   </w:abstractNum>
-  <w:abstractNum w:abstractNumId="11">
+  <w:abstractNum w:abstractNumId="16">
     <w:nsid w:val="41FC0FF7"/>
     <w:multiLevelType w:val="hybridMultilevel"/>
     <w:tmpl w:val="4B182B46"/>
@@ -2273,7 +2974,7 @@
       </w:rPr>
     </w:lvl>
   </w:abstractNum>
-  <w:abstractNum w:abstractNumId="12">
+  <w:abstractNum w:abstractNumId="17">
     <w:nsid w:val="455E743B"/>
     <w:multiLevelType w:val="hybridMultilevel"/>
     <w:tmpl w:val="B5645EC8"/>
@@ -2386,7 +3087,7 @@
       </w:rPr>
     </w:lvl>
   </w:abstractNum>
-  <w:abstractNum w:abstractNumId="13">
+  <w:abstractNum w:abstractNumId="18">
     <w:nsid w:val="47292905"/>
     <w:multiLevelType w:val="hybridMultilevel"/>
     <w:tmpl w:val="A4D4FAA2"/>
@@ -2472,7 +3173,7 @@
       </w:pPr>
     </w:lvl>
   </w:abstractNum>
-  <w:abstractNum w:abstractNumId="14">
+  <w:abstractNum w:abstractNumId="19">
     <w:nsid w:val="473C7A55"/>
     <w:multiLevelType w:val="hybridMultilevel"/>
     <w:tmpl w:val="AE0465E2"/>
@@ -2585,7 +3286,7 @@
       </w:rPr>
     </w:lvl>
   </w:abstractNum>
-  <w:abstractNum w:abstractNumId="15">
+  <w:abstractNum w:abstractNumId="20">
     <w:nsid w:val="4DEB64B0"/>
     <w:multiLevelType w:val="hybridMultilevel"/>
     <w:tmpl w:val="184A1810"/>
@@ -2698,7 +3399,7 @@
       </w:rPr>
     </w:lvl>
   </w:abstractNum>
-  <w:abstractNum w:abstractNumId="16">
+  <w:abstractNum w:abstractNumId="21">
     <w:nsid w:val="51742478"/>
     <w:multiLevelType w:val="hybridMultilevel"/>
     <w:tmpl w:val="B122E23A"/>
@@ -2811,7 +3512,93 @@
       </w:rPr>
     </w:lvl>
   </w:abstractNum>
-  <w:abstractNum w:abstractNumId="17">
+  <w:abstractNum w:abstractNumId="22">
+    <w:nsid w:val="5BAD49F7"/>
+    <w:multiLevelType w:val="hybridMultilevel"/>
+    <w:tmpl w:val="75C8E092"/>
+    <w:lvl w:ilvl="0" w:tplc="041F000F">
+      <w:start w:val="1"/>
+      <w:numFmt w:val="decimal"/>
+      <w:lvlText w:val="%1."/>
+      <w:lvlJc w:val="left"/>
+      <w:pPr>
+        <w:ind w:left="720" w:hanging="360"/>
+      </w:pPr>
+    </w:lvl>
+    <w:lvl w:ilvl="1" w:tplc="041F0019" w:tentative="1">
+      <w:start w:val="1"/>
+      <w:numFmt w:val="lowerLetter"/>
+      <w:lvlText w:val="%2."/>
+      <w:lvlJc w:val="left"/>
+      <w:pPr>
+        <w:ind w:left="1440" w:hanging="360"/>
+      </w:pPr>
+    </w:lvl>
+    <w:lvl w:ilvl="2" w:tplc="041F001B" w:tentative="1">
+      <w:start w:val="1"/>
+      <w:numFmt w:val="lowerRoman"/>
+      <w:lvlText w:val="%3."/>
+      <w:lvlJc w:val="right"/>
+      <w:pPr>
+        <w:ind w:left="2160" w:hanging="180"/>
+      </w:pPr>
+    </w:lvl>
+    <w:lvl w:ilvl="3" w:tplc="041F000F" w:tentative="1">
+      <w:start w:val="1"/>
+      <w:numFmt w:val="decimal"/>
+      <w:lvlText w:val="%4."/>
+      <w:lvlJc w:val="left"/>
+      <w:pPr>
+        <w:ind w:left="2880" w:hanging="360"/>
+      </w:pPr>
+    </w:lvl>
+    <w:lvl w:ilvl="4" w:tplc="041F0019" w:tentative="1">
+      <w:start w:val="1"/>
+      <w:numFmt w:val="lowerLetter"/>
+      <w:lvlText w:val="%5."/>
+      <w:lvlJc w:val="left"/>
+      <w:pPr>
+        <w:ind w:left="3600" w:hanging="360"/>
+      </w:pPr>
+    </w:lvl>
+    <w:lvl w:ilvl="5" w:tplc="041F001B" w:tentative="1">
+      <w:start w:val="1"/>
+      <w:numFmt w:val="lowerRoman"/>
+      <w:lvlText w:val="%6."/>
+      <w:lvlJc w:val="right"/>
+      <w:pPr>
+        <w:ind w:left="4320" w:hanging="180"/>
+      </w:pPr>
+    </w:lvl>
+    <w:lvl w:ilvl="6" w:tplc="041F000F" w:tentative="1">
+      <w:start w:val="1"/>
+      <w:numFmt w:val="decimal"/>
+      <w:lvlText w:val="%7."/>
+      <w:lvlJc w:val="left"/>
+      <w:pPr>
+        <w:ind w:left="5040" w:hanging="360"/>
+      </w:pPr>
+    </w:lvl>
+    <w:lvl w:ilvl="7" w:tplc="041F0019" w:tentative="1">
+      <w:start w:val="1"/>
+      <w:numFmt w:val="lowerLetter"/>
+      <w:lvlText w:val="%8."/>
+      <w:lvlJc w:val="left"/>
+      <w:pPr>
+        <w:ind w:left="5760" w:hanging="360"/>
+      </w:pPr>
+    </w:lvl>
+    <w:lvl w:ilvl="8" w:tplc="041F001B" w:tentative="1">
+      <w:start w:val="1"/>
+      <w:numFmt w:val="lowerRoman"/>
+      <w:lvlText w:val="%9."/>
+      <w:lvlJc w:val="right"/>
+      <w:pPr>
+        <w:ind w:left="6480" w:hanging="180"/>
+      </w:pPr>
+    </w:lvl>
+  </w:abstractNum>
+  <w:abstractNum w:abstractNumId="23">
     <w:nsid w:val="608C385D"/>
     <w:multiLevelType w:val="hybridMultilevel"/>
     <w:tmpl w:val="E9003612"/>
@@ -2924,7 +3711,7 @@
       </w:rPr>
     </w:lvl>
   </w:abstractNum>
-  <w:abstractNum w:abstractNumId="18">
+  <w:abstractNum w:abstractNumId="24">
     <w:nsid w:val="618F0451"/>
     <w:multiLevelType w:val="hybridMultilevel"/>
     <w:tmpl w:val="87343558"/>
@@ -3010,7 +3797,7 @@
       </w:pPr>
     </w:lvl>
   </w:abstractNum>
-  <w:abstractNum w:abstractNumId="19">
+  <w:abstractNum w:abstractNumId="25">
     <w:nsid w:val="63CB2BAE"/>
     <w:multiLevelType w:val="hybridMultilevel"/>
     <w:tmpl w:val="EB4A1F70"/>
@@ -3123,7 +3910,7 @@
       </w:rPr>
     </w:lvl>
   </w:abstractNum>
-  <w:abstractNum w:abstractNumId="20">
+  <w:abstractNum w:abstractNumId="26">
     <w:nsid w:val="6D120F80"/>
     <w:multiLevelType w:val="hybridMultilevel"/>
     <w:tmpl w:val="C6540966"/>
@@ -3209,7 +3996,7 @@
       </w:pPr>
     </w:lvl>
   </w:abstractNum>
-  <w:abstractNum w:abstractNumId="21">
+  <w:abstractNum w:abstractNumId="27">
     <w:nsid w:val="6D274AD7"/>
     <w:multiLevelType w:val="hybridMultilevel"/>
     <w:tmpl w:val="C002B63C"/>
@@ -3295,7 +4082,7 @@
       </w:pPr>
     </w:lvl>
   </w:abstractNum>
-  <w:abstractNum w:abstractNumId="22">
+  <w:abstractNum w:abstractNumId="28">
     <w:nsid w:val="6E6F54DD"/>
     <w:multiLevelType w:val="hybridMultilevel"/>
     <w:tmpl w:val="CC5C6D6E"/>
@@ -3408,7 +4195,7 @@
       </w:rPr>
     </w:lvl>
   </w:abstractNum>
-  <w:abstractNum w:abstractNumId="23">
+  <w:abstractNum w:abstractNumId="29">
     <w:nsid w:val="72451ECC"/>
     <w:multiLevelType w:val="hybridMultilevel"/>
     <w:tmpl w:val="67EE73A4"/>
@@ -3494,7 +4281,7 @@
       </w:pPr>
     </w:lvl>
   </w:abstractNum>
-  <w:abstractNum w:abstractNumId="24">
+  <w:abstractNum w:abstractNumId="30">
     <w:nsid w:val="78204251"/>
     <w:multiLevelType w:val="hybridMultilevel"/>
     <w:tmpl w:val="AAFC3824"/>
@@ -3607,7 +4394,7 @@
       </w:rPr>
     </w:lvl>
   </w:abstractNum>
-  <w:abstractNum w:abstractNumId="25">
+  <w:abstractNum w:abstractNumId="31">
     <w:nsid w:val="799353ED"/>
     <w:multiLevelType w:val="hybridMultilevel"/>
     <w:tmpl w:val="FFB66C98"/>
@@ -3721,82 +4508,100 @@
     </w:lvl>
   </w:abstractNum>
   <w:num w:numId="1">
+    <w:abstractNumId w:val="29"/>
+  </w:num>
+  <w:num w:numId="2">
+    <w:abstractNumId w:val="11"/>
+  </w:num>
+  <w:num w:numId="3">
+    <w:abstractNumId w:val="27"/>
+  </w:num>
+  <w:num w:numId="4">
+    <w:abstractNumId w:val="10"/>
+  </w:num>
+  <w:num w:numId="5">
+    <w:abstractNumId w:val="9"/>
+  </w:num>
+  <w:num w:numId="6">
+    <w:abstractNumId w:val="18"/>
+  </w:num>
+  <w:num w:numId="7">
+    <w:abstractNumId w:val="17"/>
+  </w:num>
+  <w:num w:numId="8">
+    <w:abstractNumId w:val="13"/>
+  </w:num>
+  <w:num w:numId="9">
+    <w:abstractNumId w:val="26"/>
+  </w:num>
+  <w:num w:numId="10">
     <w:abstractNumId w:val="23"/>
   </w:num>
-  <w:num w:numId="2">
+  <w:num w:numId="11">
+    <w:abstractNumId w:val="7"/>
+  </w:num>
+  <w:num w:numId="12">
+    <w:abstractNumId w:val="25"/>
+  </w:num>
+  <w:num w:numId="13">
+    <w:abstractNumId w:val="21"/>
+  </w:num>
+  <w:num w:numId="14">
+    <w:abstractNumId w:val="19"/>
+  </w:num>
+  <w:num w:numId="15">
+    <w:abstractNumId w:val="15"/>
+  </w:num>
+  <w:num w:numId="16">
+    <w:abstractNumId w:val="28"/>
+  </w:num>
+  <w:num w:numId="17">
+    <w:abstractNumId w:val="14"/>
+  </w:num>
+  <w:num w:numId="18">
+    <w:abstractNumId w:val="24"/>
+  </w:num>
+  <w:num w:numId="19">
+    <w:abstractNumId w:val="20"/>
+  </w:num>
+  <w:num w:numId="20">
+    <w:abstractNumId w:val="12"/>
+  </w:num>
+  <w:num w:numId="21">
+    <w:abstractNumId w:val="31"/>
+  </w:num>
+  <w:num w:numId="22">
+    <w:abstractNumId w:val="16"/>
+  </w:num>
+  <w:num w:numId="23">
+    <w:abstractNumId w:val="2"/>
+  </w:num>
+  <w:num w:numId="24">
+    <w:abstractNumId w:val="1"/>
+  </w:num>
+  <w:num w:numId="25">
+    <w:abstractNumId w:val="5"/>
+  </w:num>
+  <w:num w:numId="26">
+    <w:abstractNumId w:val="30"/>
+  </w:num>
+  <w:num w:numId="27">
+    <w:abstractNumId w:val="0"/>
+  </w:num>
+  <w:num w:numId="28">
+    <w:abstractNumId w:val="22"/>
+  </w:num>
+  <w:num w:numId="29">
+    <w:abstractNumId w:val="8"/>
+  </w:num>
+  <w:num w:numId="30">
     <w:abstractNumId w:val="6"/>
   </w:num>
-  <w:num w:numId="3">
-    <w:abstractNumId w:val="21"/>
-  </w:num>
-  <w:num w:numId="4">
-    <w:abstractNumId w:val="5"/>
-  </w:num>
-  <w:num w:numId="5">
-    <w:abstractNumId w:val="4"/>
-  </w:num>
-  <w:num w:numId="6">
-    <w:abstractNumId w:val="13"/>
-  </w:num>
-  <w:num w:numId="7">
-    <w:abstractNumId w:val="12"/>
-  </w:num>
-  <w:num w:numId="8">
-    <w:abstractNumId w:val="8"/>
-  </w:num>
-  <w:num w:numId="9">
-    <w:abstractNumId w:val="20"/>
-  </w:num>
-  <w:num w:numId="10">
-    <w:abstractNumId w:val="17"/>
-  </w:num>
-  <w:num w:numId="11">
+  <w:num w:numId="31">
     <w:abstractNumId w:val="3"/>
   </w:num>
-  <w:num w:numId="12">
-    <w:abstractNumId w:val="19"/>
-  </w:num>
-  <w:num w:numId="13">
-    <w:abstractNumId w:val="16"/>
-  </w:num>
-  <w:num w:numId="14">
-    <w:abstractNumId w:val="14"/>
-  </w:num>
-  <w:num w:numId="15">
-    <w:abstractNumId w:val="10"/>
-  </w:num>
-  <w:num w:numId="16">
-    <w:abstractNumId w:val="22"/>
-  </w:num>
-  <w:num w:numId="17">
-    <w:abstractNumId w:val="9"/>
-  </w:num>
-  <w:num w:numId="18">
-    <w:abstractNumId w:val="18"/>
-  </w:num>
-  <w:num w:numId="19">
-    <w:abstractNumId w:val="15"/>
-  </w:num>
-  <w:num w:numId="20">
-    <w:abstractNumId w:val="7"/>
-  </w:num>
-  <w:num w:numId="21">
-    <w:abstractNumId w:val="25"/>
-  </w:num>
-  <w:num w:numId="22">
-    <w:abstractNumId w:val="11"/>
-  </w:num>
-  <w:num w:numId="23">
-    <w:abstractNumId w:val="1"/>
-  </w:num>
-  <w:num w:numId="24">
-    <w:abstractNumId w:val="0"/>
-  </w:num>
-  <w:num w:numId="25">
-    <w:abstractNumId w:val="2"/>
-  </w:num>
-  <w:num w:numId="26">
-    <w:abstractNumId w:val="24"/>
+  <w:num w:numId="32">
+    <w:abstractNumId w:val="4"/>
   </w:num>
 </w:numbering>
 </file>

--- a/Raporlar/8. Hafta.docx
+++ b/Raporlar/8. Hafta.docx
@@ -1000,7 +1000,22 @@
         </w:rPr>
       </w:pPr>
       <w:r>
-        <w:t>ÜyeID, Adı, Soyadı, TelNo, MailAdresi,</w:t>
+        <w:t xml:space="preserve">ÜyeID, </w:t>
+      </w:r>
+      <w:r>
+        <w:t>Üye</w:t>
+      </w:r>
+      <w:r>
+        <w:t xml:space="preserve">Adı, </w:t>
+      </w:r>
+      <w:r>
+        <w:t>Üye</w:t>
+      </w:r>
+      <w:r>
+        <w:t>Soyadı, TelNo, MailAdresi,</w:t>
+      </w:r>
+      <w:r>
+        <w:t xml:space="preserve"> KayıtTarihi, Adres</w:t>
       </w:r>
     </w:p>
     <w:p>
@@ -1043,7 +1058,28 @@
         </w:rPr>
       </w:pPr>
       <w:r>
-        <w:t>PersonelID, Adı, Soyadı, MailAdresi</w:t>
+        <w:t xml:space="preserve">PersonelID, </w:t>
+      </w:r>
+      <w:r>
+        <w:t>Per</w:t>
+      </w:r>
+      <w:r>
+        <w:t>Adı,</w:t>
+      </w:r>
+      <w:r>
+        <w:t>Per</w:t>
+      </w:r>
+      <w:r>
+        <w:t xml:space="preserve"> Soyadı,</w:t>
+      </w:r>
+      <w:r>
+        <w:t xml:space="preserve">TelNo, </w:t>
+      </w:r>
+      <w:r>
+        <w:t>MailAdresi</w:t>
+      </w:r>
+      <w:r>
+        <w:t>, İşeBaşlamaTarihi</w:t>
       </w:r>
     </w:p>
     <w:p>
@@ -1086,24 +1122,340 @@
         </w:rPr>
       </w:pPr>
       <w:r>
+        <w:t xml:space="preserve">KitapID, </w:t>
+      </w:r>
+      <w:r>
         <w:t>ISBN, KitapAdı, BasımYılı, YayınEvi, Türü</w:t>
       </w:r>
-    </w:p>
-    <w:p>
-      <w:pPr>
-        <w:spacing w:after="0" w:line="240" w:lineRule="auto"/>
-        <w:rPr>
-          <w:b/>
-        </w:rPr>
-      </w:pPr>
-    </w:p>
-    <w:p>
-      <w:pPr>
-        <w:spacing w:after="0" w:line="240" w:lineRule="auto"/>
-        <w:rPr>
-          <w:b/>
-        </w:rPr>
-      </w:pPr>
+      <w:r>
+        <w:t>, RafNo, Durum, Adet</w:t>
+      </w:r>
+    </w:p>
+    <w:p>
+      <w:pPr>
+        <w:spacing w:after="0" w:line="240" w:lineRule="auto"/>
+        <w:rPr>
+          <w:b/>
+        </w:rPr>
+      </w:pPr>
+    </w:p>
+    <w:p>
+      <w:pPr>
+        <w:pStyle w:val="ListeParagraf"/>
+        <w:numPr>
+          <w:ilvl w:val="0"/>
+          <w:numId w:val="25"/>
+        </w:numPr>
+        <w:spacing w:after="0" w:line="240" w:lineRule="auto"/>
+        <w:rPr>
+          <w:b/>
+        </w:rPr>
+      </w:pPr>
+      <w:r>
+        <w:rPr>
+          <w:b/>
+        </w:rPr>
+        <w:t>Yazarlar</w:t>
+      </w:r>
+    </w:p>
+    <w:p>
+      <w:pPr>
+        <w:pStyle w:val="ListeParagraf"/>
+        <w:numPr>
+          <w:ilvl w:val="0"/>
+          <w:numId w:val="26"/>
+        </w:numPr>
+        <w:spacing w:after="0" w:line="240" w:lineRule="auto"/>
+        <w:rPr>
+          <w:b/>
+        </w:rPr>
+      </w:pPr>
+      <w:r>
+        <w:t>YazarID, YazarAdı, YazarSoyadı</w:t>
+      </w:r>
+    </w:p>
+    <w:p>
+      <w:pPr>
+        <w:spacing w:after="0" w:line="240" w:lineRule="auto"/>
+        <w:rPr>
+          <w:b/>
+        </w:rPr>
+      </w:pPr>
+    </w:p>
+    <w:p>
+      <w:pPr>
+        <w:pStyle w:val="ListeParagraf"/>
+        <w:numPr>
+          <w:ilvl w:val="0"/>
+          <w:numId w:val="25"/>
+        </w:numPr>
+        <w:spacing w:after="0" w:line="240" w:lineRule="auto"/>
+        <w:rPr>
+          <w:b/>
+        </w:rPr>
+      </w:pPr>
+      <w:r>
+        <w:rPr>
+          <w:b/>
+        </w:rPr>
+        <w:t>Kategoriler</w:t>
+      </w:r>
+    </w:p>
+    <w:p>
+      <w:pPr>
+        <w:pStyle w:val="ListeParagraf"/>
+        <w:numPr>
+          <w:ilvl w:val="1"/>
+          <w:numId w:val="25"/>
+        </w:numPr>
+        <w:spacing w:after="0" w:line="240" w:lineRule="auto"/>
+        <w:rPr>
+          <w:b/>
+        </w:rPr>
+      </w:pPr>
+      <w:r>
+        <w:t>KategorilID, Türü</w:t>
+      </w:r>
+    </w:p>
+    <w:p>
+      <w:pPr>
+        <w:spacing w:after="0" w:line="240" w:lineRule="auto"/>
+        <w:rPr>
+          <w:b/>
+        </w:rPr>
+      </w:pPr>
+    </w:p>
+    <w:p>
+      <w:pPr>
+        <w:pStyle w:val="ListeParagraf"/>
+        <w:numPr>
+          <w:ilvl w:val="0"/>
+          <w:numId w:val="25"/>
+        </w:numPr>
+        <w:spacing w:after="0" w:line="240" w:lineRule="auto"/>
+        <w:rPr>
+          <w:b/>
+        </w:rPr>
+      </w:pPr>
+      <w:r>
+        <w:rPr>
+          <w:b/>
+        </w:rPr>
+        <w:t>Raflar</w:t>
+      </w:r>
+    </w:p>
+    <w:p>
+      <w:pPr>
+        <w:pStyle w:val="ListeParagraf"/>
+        <w:numPr>
+          <w:ilvl w:val="1"/>
+          <w:numId w:val="25"/>
+        </w:numPr>
+        <w:spacing w:after="0" w:line="240" w:lineRule="auto"/>
+        <w:rPr>
+          <w:b/>
+        </w:rPr>
+      </w:pPr>
+      <w:r>
+        <w:t>RafNo, Bölüm</w:t>
+      </w:r>
+    </w:p>
+    <w:p>
+      <w:pPr>
+        <w:spacing w:after="0" w:line="240" w:lineRule="auto"/>
+        <w:rPr>
+          <w:b/>
+        </w:rPr>
+      </w:pPr>
+    </w:p>
+    <w:p>
+      <w:pPr>
+        <w:spacing w:after="0" w:line="240" w:lineRule="auto"/>
+        <w:rPr>
+          <w:b/>
+        </w:rPr>
+      </w:pPr>
+      <w:r>
+        <w:rPr>
+          <w:b/>
+        </w:rPr>
+        <w:t>İlişkiler</w:t>
+      </w:r>
+    </w:p>
+    <w:p>
+      <w:pPr>
+        <w:spacing w:after="0" w:line="240" w:lineRule="auto"/>
+        <w:rPr>
+          <w:b/>
+        </w:rPr>
+      </w:pPr>
+    </w:p>
+    <w:p>
+      <w:pPr>
+        <w:pStyle w:val="ListeParagraf"/>
+        <w:numPr>
+          <w:ilvl w:val="0"/>
+          <w:numId w:val="33"/>
+        </w:numPr>
+        <w:spacing w:after="0" w:line="240" w:lineRule="auto"/>
+        <w:rPr>
+          <w:b/>
+        </w:rPr>
+      </w:pPr>
+      <w:r>
+        <w:rPr>
+          <w:b/>
+        </w:rPr>
+        <w:t>Ödünç Alma İşlemi</w:t>
+      </w:r>
+    </w:p>
+    <w:p>
+      <w:pPr>
+        <w:pStyle w:val="ListeParagraf"/>
+        <w:numPr>
+          <w:ilvl w:val="1"/>
+          <w:numId w:val="33"/>
+        </w:numPr>
+        <w:spacing w:after="0" w:line="240" w:lineRule="auto"/>
+        <w:rPr>
+          <w:b/>
+        </w:rPr>
+      </w:pPr>
+      <w:r>
+        <w:t>ÖdünçID, ÜyeID, KitapID, ÖdünçAlmaTarihi, TeslimTarihi, GerçekTeslimTarihi, Ceza</w:t>
+      </w:r>
+    </w:p>
+    <w:p>
+      <w:pPr>
+        <w:spacing w:after="0" w:line="240" w:lineRule="auto"/>
+        <w:rPr>
+          <w:b/>
+        </w:rPr>
+      </w:pPr>
+    </w:p>
+    <w:p>
+      <w:pPr>
+        <w:pStyle w:val="ListeParagraf"/>
+        <w:numPr>
+          <w:ilvl w:val="0"/>
+          <w:numId w:val="33"/>
+        </w:numPr>
+        <w:spacing w:after="0" w:line="240" w:lineRule="auto"/>
+        <w:rPr>
+          <w:b/>
+        </w:rPr>
+      </w:pPr>
+      <w:r>
+        <w:rPr>
+          <w:b/>
+        </w:rPr>
+        <w:t>Cezalar</w:t>
+      </w:r>
+    </w:p>
+    <w:p>
+      <w:pPr>
+        <w:pStyle w:val="ListeParagraf"/>
+        <w:numPr>
+          <w:ilvl w:val="1"/>
+          <w:numId w:val="33"/>
+        </w:numPr>
+        <w:spacing w:after="0" w:line="240" w:lineRule="auto"/>
+        <w:rPr>
+          <w:b/>
+        </w:rPr>
+      </w:pPr>
+      <w:r>
+        <w:t>CezaID, ÜyeID, ÖdünçID, CezaMiktarı, CezaTarihi</w:t>
+      </w:r>
+    </w:p>
+    <w:p>
+      <w:pPr>
+        <w:spacing w:after="0" w:line="240" w:lineRule="auto"/>
+        <w:rPr>
+          <w:b/>
+        </w:rPr>
+      </w:pPr>
+    </w:p>
+    <w:p>
+      <w:pPr>
+        <w:pStyle w:val="ListeParagraf"/>
+        <w:numPr>
+          <w:ilvl w:val="0"/>
+          <w:numId w:val="33"/>
+        </w:numPr>
+        <w:spacing w:after="0" w:line="240" w:lineRule="auto"/>
+        <w:rPr>
+          <w:b/>
+        </w:rPr>
+      </w:pPr>
+      <w:r>
+        <w:rPr>
+          <w:b/>
+        </w:rPr>
+        <w:t>Bağışlar</w:t>
+      </w:r>
+    </w:p>
+    <w:p>
+      <w:pPr>
+        <w:pStyle w:val="ListeParagraf"/>
+        <w:numPr>
+          <w:ilvl w:val="1"/>
+          <w:numId w:val="33"/>
+        </w:numPr>
+        <w:spacing w:after="0" w:line="240" w:lineRule="auto"/>
+        <w:rPr>
+          <w:b/>
+        </w:rPr>
+      </w:pPr>
+      <w:r>
+        <w:t xml:space="preserve">BağışID, ÜyeID, KitapID, </w:t>
+      </w:r>
+      <w:r>
+        <w:t>BağışTarih</w:t>
+      </w:r>
+    </w:p>
+    <w:p>
+      <w:pPr>
+        <w:spacing w:after="0" w:line="240" w:lineRule="auto"/>
+        <w:rPr>
+          <w:b/>
+        </w:rPr>
+      </w:pPr>
+    </w:p>
+    <w:p>
+      <w:pPr>
+        <w:pStyle w:val="ListeParagraf"/>
+        <w:numPr>
+          <w:ilvl w:val="0"/>
+          <w:numId w:val="33"/>
+        </w:numPr>
+        <w:spacing w:after="0" w:line="240" w:lineRule="auto"/>
+        <w:rPr>
+          <w:b/>
+        </w:rPr>
+      </w:pPr>
+      <w:r>
+        <w:rPr>
+          <w:b/>
+        </w:rPr>
+        <w:t>Rezervasyonlar</w:t>
+      </w:r>
+    </w:p>
+    <w:p>
+      <w:pPr>
+        <w:pStyle w:val="ListeParagraf"/>
+        <w:numPr>
+          <w:ilvl w:val="1"/>
+          <w:numId w:val="33"/>
+        </w:numPr>
+        <w:spacing w:after="0" w:line="240" w:lineRule="auto"/>
+        <w:rPr>
+          <w:b/>
+        </w:rPr>
+      </w:pPr>
+      <w:r>
+        <w:t>RezervasyonID, ÜyeID, KitapID, RezervasyonTarihi,</w:t>
+      </w:r>
     </w:p>
     <w:sectPr>
       <w:footerReference w:type="even" r:id="rId7"/>
@@ -1486,6 +1838,92 @@
     </w:lvl>
   </w:abstractNum>
   <w:abstractNum w:abstractNumId="2">
+    <w:nsid w:val="06883296"/>
+    <w:multiLevelType w:val="hybridMultilevel"/>
+    <w:tmpl w:val="D29AEF2A"/>
+    <w:lvl w:ilvl="0" w:tplc="041F000F">
+      <w:start w:val="1"/>
+      <w:numFmt w:val="decimal"/>
+      <w:lvlText w:val="%1."/>
+      <w:lvlJc w:val="left"/>
+      <w:pPr>
+        <w:ind w:left="720" w:hanging="360"/>
+      </w:pPr>
+    </w:lvl>
+    <w:lvl w:ilvl="1" w:tplc="041F0019" w:tentative="1">
+      <w:start w:val="1"/>
+      <w:numFmt w:val="lowerLetter"/>
+      <w:lvlText w:val="%2."/>
+      <w:lvlJc w:val="left"/>
+      <w:pPr>
+        <w:ind w:left="1440" w:hanging="360"/>
+      </w:pPr>
+    </w:lvl>
+    <w:lvl w:ilvl="2" w:tplc="041F001B" w:tentative="1">
+      <w:start w:val="1"/>
+      <w:numFmt w:val="lowerRoman"/>
+      <w:lvlText w:val="%3."/>
+      <w:lvlJc w:val="right"/>
+      <w:pPr>
+        <w:ind w:left="2160" w:hanging="180"/>
+      </w:pPr>
+    </w:lvl>
+    <w:lvl w:ilvl="3" w:tplc="041F000F" w:tentative="1">
+      <w:start w:val="1"/>
+      <w:numFmt w:val="decimal"/>
+      <w:lvlText w:val="%4."/>
+      <w:lvlJc w:val="left"/>
+      <w:pPr>
+        <w:ind w:left="2880" w:hanging="360"/>
+      </w:pPr>
+    </w:lvl>
+    <w:lvl w:ilvl="4" w:tplc="041F0019" w:tentative="1">
+      <w:start w:val="1"/>
+      <w:numFmt w:val="lowerLetter"/>
+      <w:lvlText w:val="%5."/>
+      <w:lvlJc w:val="left"/>
+      <w:pPr>
+        <w:ind w:left="3600" w:hanging="360"/>
+      </w:pPr>
+    </w:lvl>
+    <w:lvl w:ilvl="5" w:tplc="041F001B" w:tentative="1">
+      <w:start w:val="1"/>
+      <w:numFmt w:val="lowerRoman"/>
+      <w:lvlText w:val="%6."/>
+      <w:lvlJc w:val="right"/>
+      <w:pPr>
+        <w:ind w:left="4320" w:hanging="180"/>
+      </w:pPr>
+    </w:lvl>
+    <w:lvl w:ilvl="6" w:tplc="041F000F" w:tentative="1">
+      <w:start w:val="1"/>
+      <w:numFmt w:val="decimal"/>
+      <w:lvlText w:val="%7."/>
+      <w:lvlJc w:val="left"/>
+      <w:pPr>
+        <w:ind w:left="5040" w:hanging="360"/>
+      </w:pPr>
+    </w:lvl>
+    <w:lvl w:ilvl="7" w:tplc="041F0019" w:tentative="1">
+      <w:start w:val="1"/>
+      <w:numFmt w:val="lowerLetter"/>
+      <w:lvlText w:val="%8."/>
+      <w:lvlJc w:val="left"/>
+      <w:pPr>
+        <w:ind w:left="5760" w:hanging="360"/>
+      </w:pPr>
+    </w:lvl>
+    <w:lvl w:ilvl="8" w:tplc="041F001B" w:tentative="1">
+      <w:start w:val="1"/>
+      <w:numFmt w:val="lowerRoman"/>
+      <w:lvlText w:val="%9."/>
+      <w:lvlJc w:val="right"/>
+      <w:pPr>
+        <w:ind w:left="6480" w:hanging="180"/>
+      </w:pPr>
+    </w:lvl>
+  </w:abstractNum>
+  <w:abstractNum w:abstractNumId="3">
     <w:nsid w:val="0E2B38B1"/>
     <w:multiLevelType w:val="hybridMultilevel"/>
     <w:tmpl w:val="8CEE1B36"/>
@@ -1598,7 +2036,7 @@
       </w:rPr>
     </w:lvl>
   </w:abstractNum>
-  <w:abstractNum w:abstractNumId="3">
+  <w:abstractNum w:abstractNumId="4">
     <w:nsid w:val="0EB73296"/>
     <w:multiLevelType w:val="hybridMultilevel"/>
     <w:tmpl w:val="E6C21CD8"/>
@@ -1684,7 +2122,7 @@
       </w:pPr>
     </w:lvl>
   </w:abstractNum>
-  <w:abstractNum w:abstractNumId="4">
+  <w:abstractNum w:abstractNumId="5">
     <w:nsid w:val="11D302F1"/>
     <w:multiLevelType w:val="hybridMultilevel"/>
     <w:tmpl w:val="F4E80AE4"/>
@@ -1770,10 +2208,10 @@
       </w:pPr>
     </w:lvl>
   </w:abstractNum>
-  <w:abstractNum w:abstractNumId="5">
+  <w:abstractNum w:abstractNumId="6">
     <w:nsid w:val="1B2C1DA7"/>
     <w:multiLevelType w:val="hybridMultilevel"/>
-    <w:tmpl w:val="D15C538A"/>
+    <w:tmpl w:val="2D90752E"/>
     <w:lvl w:ilvl="0" w:tplc="041F000F">
       <w:start w:val="1"/>
       <w:numFmt w:val="decimal"/>
@@ -1786,14 +2224,17 @@
         <w:rFonts w:hint="default"/>
       </w:rPr>
     </w:lvl>
-    <w:lvl w:ilvl="1" w:tplc="041F0019" w:tentative="1">
-      <w:start w:val="1"/>
-      <w:numFmt w:val="lowerLetter"/>
-      <w:lvlText w:val="%2."/>
+    <w:lvl w:ilvl="1" w:tplc="041F0001">
+      <w:start w:val="1"/>
+      <w:numFmt w:val="bullet"/>
+      <w:lvlText w:val=""/>
       <w:lvlJc w:val="left"/>
       <w:pPr>
         <w:ind w:left="1440" w:hanging="360"/>
       </w:pPr>
+      <w:rPr>
+        <w:rFonts w:ascii="Symbol" w:hAnsi="Symbol" w:hint="default"/>
+      </w:rPr>
     </w:lvl>
     <w:lvl w:ilvl="2" w:tplc="041F001B" w:tentative="1">
       <w:start w:val="1"/>
@@ -1859,7 +2300,7 @@
       </w:pPr>
     </w:lvl>
   </w:abstractNum>
-  <w:abstractNum w:abstractNumId="6">
+  <w:abstractNum w:abstractNumId="7">
     <w:nsid w:val="1E92719F"/>
     <w:multiLevelType w:val="hybridMultilevel"/>
     <w:tmpl w:val="0208313E"/>
@@ -1972,7 +2413,7 @@
       </w:rPr>
     </w:lvl>
   </w:abstractNum>
-  <w:abstractNum w:abstractNumId="7">
+  <w:abstractNum w:abstractNumId="8">
     <w:nsid w:val="2091011D"/>
     <w:multiLevelType w:val="hybridMultilevel"/>
     <w:tmpl w:val="B5086E42"/>
@@ -2085,7 +2526,7 @@
       </w:rPr>
     </w:lvl>
   </w:abstractNum>
-  <w:abstractNum w:abstractNumId="8">
+  <w:abstractNum w:abstractNumId="9">
     <w:nsid w:val="251D0BEA"/>
     <w:multiLevelType w:val="hybridMultilevel"/>
     <w:tmpl w:val="85E8958E"/>
@@ -2171,7 +2612,99 @@
       </w:pPr>
     </w:lvl>
   </w:abstractNum>
-  <w:abstractNum w:abstractNumId="9">
+  <w:abstractNum w:abstractNumId="10">
+    <w:nsid w:val="27035B52"/>
+    <w:multiLevelType w:val="hybridMultilevel"/>
+    <w:tmpl w:val="D69EEEC8"/>
+    <w:lvl w:ilvl="0" w:tplc="041F000F">
+      <w:start w:val="1"/>
+      <w:numFmt w:val="decimal"/>
+      <w:lvlText w:val="%1."/>
+      <w:lvlJc w:val="left"/>
+      <w:pPr>
+        <w:ind w:left="720" w:hanging="360"/>
+      </w:pPr>
+      <w:rPr>
+        <w:rFonts w:hint="default"/>
+      </w:rPr>
+    </w:lvl>
+    <w:lvl w:ilvl="1" w:tplc="041F0001">
+      <w:start w:val="1"/>
+      <w:numFmt w:val="bullet"/>
+      <w:lvlText w:val=""/>
+      <w:lvlJc w:val="left"/>
+      <w:pPr>
+        <w:ind w:left="1440" w:hanging="360"/>
+      </w:pPr>
+      <w:rPr>
+        <w:rFonts w:ascii="Symbol" w:hAnsi="Symbol" w:hint="default"/>
+      </w:rPr>
+    </w:lvl>
+    <w:lvl w:ilvl="2" w:tplc="041F001B" w:tentative="1">
+      <w:start w:val="1"/>
+      <w:numFmt w:val="lowerRoman"/>
+      <w:lvlText w:val="%3."/>
+      <w:lvlJc w:val="right"/>
+      <w:pPr>
+        <w:ind w:left="2160" w:hanging="180"/>
+      </w:pPr>
+    </w:lvl>
+    <w:lvl w:ilvl="3" w:tplc="041F000F" w:tentative="1">
+      <w:start w:val="1"/>
+      <w:numFmt w:val="decimal"/>
+      <w:lvlText w:val="%4."/>
+      <w:lvlJc w:val="left"/>
+      <w:pPr>
+        <w:ind w:left="2880" w:hanging="360"/>
+      </w:pPr>
+    </w:lvl>
+    <w:lvl w:ilvl="4" w:tplc="041F0019" w:tentative="1">
+      <w:start w:val="1"/>
+      <w:numFmt w:val="lowerLetter"/>
+      <w:lvlText w:val="%5."/>
+      <w:lvlJc w:val="left"/>
+      <w:pPr>
+        <w:ind w:left="3600" w:hanging="360"/>
+      </w:pPr>
+    </w:lvl>
+    <w:lvl w:ilvl="5" w:tplc="041F001B" w:tentative="1">
+      <w:start w:val="1"/>
+      <w:numFmt w:val="lowerRoman"/>
+      <w:lvlText w:val="%6."/>
+      <w:lvlJc w:val="right"/>
+      <w:pPr>
+        <w:ind w:left="4320" w:hanging="180"/>
+      </w:pPr>
+    </w:lvl>
+    <w:lvl w:ilvl="6" w:tplc="041F000F" w:tentative="1">
+      <w:start w:val="1"/>
+      <w:numFmt w:val="decimal"/>
+      <w:lvlText w:val="%7."/>
+      <w:lvlJc w:val="left"/>
+      <w:pPr>
+        <w:ind w:left="5040" w:hanging="360"/>
+      </w:pPr>
+    </w:lvl>
+    <w:lvl w:ilvl="7" w:tplc="041F0019" w:tentative="1">
+      <w:start w:val="1"/>
+      <w:numFmt w:val="lowerLetter"/>
+      <w:lvlText w:val="%8."/>
+      <w:lvlJc w:val="left"/>
+      <w:pPr>
+        <w:ind w:left="5760" w:hanging="360"/>
+      </w:pPr>
+    </w:lvl>
+    <w:lvl w:ilvl="8" w:tplc="041F001B" w:tentative="1">
+      <w:start w:val="1"/>
+      <w:numFmt w:val="lowerRoman"/>
+      <w:lvlText w:val="%9."/>
+      <w:lvlJc w:val="right"/>
+      <w:pPr>
+        <w:ind w:left="6480" w:hanging="180"/>
+      </w:pPr>
+    </w:lvl>
+  </w:abstractNum>
+  <w:abstractNum w:abstractNumId="11">
     <w:nsid w:val="2A2D3F19"/>
     <w:multiLevelType w:val="hybridMultilevel"/>
     <w:tmpl w:val="D2A6C08E"/>
@@ -2257,7 +2790,7 @@
       </w:pPr>
     </w:lvl>
   </w:abstractNum>
-  <w:abstractNum w:abstractNumId="10">
+  <w:abstractNum w:abstractNumId="12">
     <w:nsid w:val="2A9C5E9F"/>
     <w:multiLevelType w:val="hybridMultilevel"/>
     <w:tmpl w:val="95A09C14"/>
@@ -2343,7 +2876,7 @@
       </w:pPr>
     </w:lvl>
   </w:abstractNum>
-  <w:abstractNum w:abstractNumId="11">
+  <w:abstractNum w:abstractNumId="13">
     <w:nsid w:val="2FA0585D"/>
     <w:multiLevelType w:val="hybridMultilevel"/>
     <w:tmpl w:val="E8886D04"/>
@@ -2456,7 +2989,7 @@
       </w:rPr>
     </w:lvl>
   </w:abstractNum>
-  <w:abstractNum w:abstractNumId="12">
+  <w:abstractNum w:abstractNumId="14">
     <w:nsid w:val="33952338"/>
     <w:multiLevelType w:val="hybridMultilevel"/>
     <w:tmpl w:val="EB7C8376"/>
@@ -2545,7 +3078,7 @@
       </w:pPr>
     </w:lvl>
   </w:abstractNum>
-  <w:abstractNum w:abstractNumId="13">
+  <w:abstractNum w:abstractNumId="15">
     <w:nsid w:val="3A980920"/>
     <w:multiLevelType w:val="hybridMultilevel"/>
     <w:tmpl w:val="B5645EC8"/>
@@ -2658,7 +3191,7 @@
       </w:rPr>
     </w:lvl>
   </w:abstractNum>
-  <w:abstractNum w:abstractNumId="14">
+  <w:abstractNum w:abstractNumId="16">
     <w:nsid w:val="3EAC0FA0"/>
     <w:multiLevelType w:val="hybridMultilevel"/>
     <w:tmpl w:val="1730FA94"/>
@@ -2748,7 +3281,7 @@
       </w:pPr>
     </w:lvl>
   </w:abstractNum>
-  <w:abstractNum w:abstractNumId="15">
+  <w:abstractNum w:abstractNumId="17">
     <w:nsid w:val="3F877092"/>
     <w:multiLevelType w:val="hybridMultilevel"/>
     <w:tmpl w:val="E7D0D674"/>
@@ -2861,7 +3394,7 @@
       </w:rPr>
     </w:lvl>
   </w:abstractNum>
-  <w:abstractNum w:abstractNumId="16">
+  <w:abstractNum w:abstractNumId="18">
     <w:nsid w:val="41FC0FF7"/>
     <w:multiLevelType w:val="hybridMultilevel"/>
     <w:tmpl w:val="4B182B46"/>
@@ -2974,7 +3507,7 @@
       </w:rPr>
     </w:lvl>
   </w:abstractNum>
-  <w:abstractNum w:abstractNumId="17">
+  <w:abstractNum w:abstractNumId="19">
     <w:nsid w:val="455E743B"/>
     <w:multiLevelType w:val="hybridMultilevel"/>
     <w:tmpl w:val="B5645EC8"/>
@@ -3087,7 +3620,7 @@
       </w:rPr>
     </w:lvl>
   </w:abstractNum>
-  <w:abstractNum w:abstractNumId="18">
+  <w:abstractNum w:abstractNumId="20">
     <w:nsid w:val="47292905"/>
     <w:multiLevelType w:val="hybridMultilevel"/>
     <w:tmpl w:val="A4D4FAA2"/>
@@ -3173,7 +3706,7 @@
       </w:pPr>
     </w:lvl>
   </w:abstractNum>
-  <w:abstractNum w:abstractNumId="19">
+  <w:abstractNum w:abstractNumId="21">
     <w:nsid w:val="473C7A55"/>
     <w:multiLevelType w:val="hybridMultilevel"/>
     <w:tmpl w:val="AE0465E2"/>
@@ -3286,7 +3819,7 @@
       </w:rPr>
     </w:lvl>
   </w:abstractNum>
-  <w:abstractNum w:abstractNumId="20">
+  <w:abstractNum w:abstractNumId="22">
     <w:nsid w:val="4DEB64B0"/>
     <w:multiLevelType w:val="hybridMultilevel"/>
     <w:tmpl w:val="184A1810"/>
@@ -3399,7 +3932,7 @@
       </w:rPr>
     </w:lvl>
   </w:abstractNum>
-  <w:abstractNum w:abstractNumId="21">
+  <w:abstractNum w:abstractNumId="23">
     <w:nsid w:val="51742478"/>
     <w:multiLevelType w:val="hybridMultilevel"/>
     <w:tmpl w:val="B122E23A"/>
@@ -3512,7 +4045,7 @@
       </w:rPr>
     </w:lvl>
   </w:abstractNum>
-  <w:abstractNum w:abstractNumId="22">
+  <w:abstractNum w:abstractNumId="24">
     <w:nsid w:val="5BAD49F7"/>
     <w:multiLevelType w:val="hybridMultilevel"/>
     <w:tmpl w:val="75C8E092"/>
@@ -3598,7 +4131,7 @@
       </w:pPr>
     </w:lvl>
   </w:abstractNum>
-  <w:abstractNum w:abstractNumId="23">
+  <w:abstractNum w:abstractNumId="25">
     <w:nsid w:val="608C385D"/>
     <w:multiLevelType w:val="hybridMultilevel"/>
     <w:tmpl w:val="E9003612"/>
@@ -3711,7 +4244,7 @@
       </w:rPr>
     </w:lvl>
   </w:abstractNum>
-  <w:abstractNum w:abstractNumId="24">
+  <w:abstractNum w:abstractNumId="26">
     <w:nsid w:val="618F0451"/>
     <w:multiLevelType w:val="hybridMultilevel"/>
     <w:tmpl w:val="87343558"/>
@@ -3797,7 +4330,7 @@
       </w:pPr>
     </w:lvl>
   </w:abstractNum>
-  <w:abstractNum w:abstractNumId="25">
+  <w:abstractNum w:abstractNumId="27">
     <w:nsid w:val="63CB2BAE"/>
     <w:multiLevelType w:val="hybridMultilevel"/>
     <w:tmpl w:val="EB4A1F70"/>
@@ -3910,7 +4443,7 @@
       </w:rPr>
     </w:lvl>
   </w:abstractNum>
-  <w:abstractNum w:abstractNumId="26">
+  <w:abstractNum w:abstractNumId="28">
     <w:nsid w:val="6D120F80"/>
     <w:multiLevelType w:val="hybridMultilevel"/>
     <w:tmpl w:val="C6540966"/>
@@ -3996,7 +4529,7 @@
       </w:pPr>
     </w:lvl>
   </w:abstractNum>
-  <w:abstractNum w:abstractNumId="27">
+  <w:abstractNum w:abstractNumId="29">
     <w:nsid w:val="6D274AD7"/>
     <w:multiLevelType w:val="hybridMultilevel"/>
     <w:tmpl w:val="C002B63C"/>
@@ -4082,7 +4615,7 @@
       </w:pPr>
     </w:lvl>
   </w:abstractNum>
-  <w:abstractNum w:abstractNumId="28">
+  <w:abstractNum w:abstractNumId="30">
     <w:nsid w:val="6E6F54DD"/>
     <w:multiLevelType w:val="hybridMultilevel"/>
     <w:tmpl w:val="CC5C6D6E"/>
@@ -4195,7 +4728,7 @@
       </w:rPr>
     </w:lvl>
   </w:abstractNum>
-  <w:abstractNum w:abstractNumId="29">
+  <w:abstractNum w:abstractNumId="31">
     <w:nsid w:val="72451ECC"/>
     <w:multiLevelType w:val="hybridMultilevel"/>
     <w:tmpl w:val="67EE73A4"/>
@@ -4281,10 +4814,10 @@
       </w:pPr>
     </w:lvl>
   </w:abstractNum>
-  <w:abstractNum w:abstractNumId="30">
+  <w:abstractNum w:abstractNumId="32">
     <w:nsid w:val="78204251"/>
     <w:multiLevelType w:val="hybridMultilevel"/>
-    <w:tmpl w:val="AAFC3824"/>
+    <w:tmpl w:val="427887E0"/>
     <w:lvl w:ilvl="0" w:tplc="041F0001">
       <w:start w:val="1"/>
       <w:numFmt w:val="bullet"/>
@@ -4394,7 +4927,7 @@
       </w:rPr>
     </w:lvl>
   </w:abstractNum>
-  <w:abstractNum w:abstractNumId="31">
+  <w:abstractNum w:abstractNumId="33">
     <w:nsid w:val="799353ED"/>
     <w:multiLevelType w:val="hybridMultilevel"/>
     <w:tmpl w:val="FFB66C98"/>
@@ -4508,100 +5041,106 @@
     </w:lvl>
   </w:abstractNum>
   <w:num w:numId="1">
+    <w:abstractNumId w:val="31"/>
+  </w:num>
+  <w:num w:numId="2">
+    <w:abstractNumId w:val="13"/>
+  </w:num>
+  <w:num w:numId="3">
     <w:abstractNumId w:val="29"/>
   </w:num>
-  <w:num w:numId="2">
+  <w:num w:numId="4">
+    <w:abstractNumId w:val="12"/>
+  </w:num>
+  <w:num w:numId="5">
     <w:abstractNumId w:val="11"/>
   </w:num>
-  <w:num w:numId="3">
+  <w:num w:numId="6">
+    <w:abstractNumId w:val="20"/>
+  </w:num>
+  <w:num w:numId="7">
+    <w:abstractNumId w:val="19"/>
+  </w:num>
+  <w:num w:numId="8">
+    <w:abstractNumId w:val="15"/>
+  </w:num>
+  <w:num w:numId="9">
+    <w:abstractNumId w:val="28"/>
+  </w:num>
+  <w:num w:numId="10">
+    <w:abstractNumId w:val="25"/>
+  </w:num>
+  <w:num w:numId="11">
+    <w:abstractNumId w:val="8"/>
+  </w:num>
+  <w:num w:numId="12">
     <w:abstractNumId w:val="27"/>
   </w:num>
-  <w:num w:numId="4">
-    <w:abstractNumId w:val="10"/>
+  <w:num w:numId="13">
+    <w:abstractNumId w:val="23"/>
   </w:num>
-  <w:num w:numId="5">
-    <w:abstractNumId w:val="9"/>
+  <w:num w:numId="14">
+    <w:abstractNumId w:val="21"/>
   </w:num>
-  <w:num w:numId="6">
+  <w:num w:numId="15">
+    <w:abstractNumId w:val="17"/>
+  </w:num>
+  <w:num w:numId="16">
+    <w:abstractNumId w:val="30"/>
+  </w:num>
+  <w:num w:numId="17">
+    <w:abstractNumId w:val="16"/>
+  </w:num>
+  <w:num w:numId="18">
+    <w:abstractNumId w:val="26"/>
+  </w:num>
+  <w:num w:numId="19">
+    <w:abstractNumId w:val="22"/>
+  </w:num>
+  <w:num w:numId="20">
+    <w:abstractNumId w:val="14"/>
+  </w:num>
+  <w:num w:numId="21">
+    <w:abstractNumId w:val="33"/>
+  </w:num>
+  <w:num w:numId="22">
     <w:abstractNumId w:val="18"/>
   </w:num>
-  <w:num w:numId="7">
-    <w:abstractNumId w:val="17"/>
-  </w:num>
-  <w:num w:numId="8">
-    <w:abstractNumId w:val="13"/>
-  </w:num>
-  <w:num w:numId="9">
-    <w:abstractNumId w:val="26"/>
-  </w:num>
-  <w:num w:numId="10">
-    <w:abstractNumId w:val="23"/>
-  </w:num>
-  <w:num w:numId="11">
-    <w:abstractNumId w:val="7"/>
-  </w:num>
-  <w:num w:numId="12">
-    <w:abstractNumId w:val="25"/>
-  </w:num>
-  <w:num w:numId="13">
-    <w:abstractNumId w:val="21"/>
-  </w:num>
-  <w:num w:numId="14">
-    <w:abstractNumId w:val="19"/>
-  </w:num>
-  <w:num w:numId="15">
-    <w:abstractNumId w:val="15"/>
-  </w:num>
-  <w:num w:numId="16">
-    <w:abstractNumId w:val="28"/>
-  </w:num>
-  <w:num w:numId="17">
-    <w:abstractNumId w:val="14"/>
-  </w:num>
-  <w:num w:numId="18">
-    <w:abstractNumId w:val="24"/>
-  </w:num>
-  <w:num w:numId="19">
-    <w:abstractNumId w:val="20"/>
-  </w:num>
-  <w:num w:numId="20">
-    <w:abstractNumId w:val="12"/>
-  </w:num>
-  <w:num w:numId="21">
-    <w:abstractNumId w:val="31"/>
-  </w:num>
-  <w:num w:numId="22">
-    <w:abstractNumId w:val="16"/>
-  </w:num>
   <w:num w:numId="23">
-    <w:abstractNumId w:val="2"/>
+    <w:abstractNumId w:val="3"/>
   </w:num>
   <w:num w:numId="24">
     <w:abstractNumId w:val="1"/>
   </w:num>
   <w:num w:numId="25">
-    <w:abstractNumId w:val="5"/>
+    <w:abstractNumId w:val="6"/>
   </w:num>
   <w:num w:numId="26">
-    <w:abstractNumId w:val="30"/>
+    <w:abstractNumId w:val="32"/>
   </w:num>
   <w:num w:numId="27">
     <w:abstractNumId w:val="0"/>
   </w:num>
   <w:num w:numId="28">
-    <w:abstractNumId w:val="22"/>
+    <w:abstractNumId w:val="24"/>
   </w:num>
   <w:num w:numId="29">
-    <w:abstractNumId w:val="8"/>
+    <w:abstractNumId w:val="9"/>
   </w:num>
   <w:num w:numId="30">
-    <w:abstractNumId w:val="6"/>
+    <w:abstractNumId w:val="7"/>
   </w:num>
   <w:num w:numId="31">
-    <w:abstractNumId w:val="3"/>
+    <w:abstractNumId w:val="4"/>
   </w:num>
   <w:num w:numId="32">
-    <w:abstractNumId w:val="4"/>
+    <w:abstractNumId w:val="5"/>
+  </w:num>
+  <w:num w:numId="33">
+    <w:abstractNumId w:val="10"/>
+  </w:num>
+  <w:num w:numId="34">
+    <w:abstractNumId w:val="2"/>
   </w:num>
 </w:numbering>
 </file>
@@ -5164,7 +5703,7 @@
   <a:extraClrSchemeLst/>
   <a:extLst>
     <a:ext uri="{05A4C25C-085E-4340-85A3-A5531E510DB2}">
-      <thm15:themeFamily xmlns="" xmlns:thm15="http://schemas.microsoft.com/office/thememl/2012/main" name="Office Theme" id="{62F939B6-93AF-4DB8-9C6B-D6C7DFDC589F}" vid="{4A3C46E8-61CC-4603-A589-7422A47A8E4A}"/>
+      <thm15:themeFamily xmlns:thm15="http://schemas.microsoft.com/office/thememl/2012/main" xmlns="" name="Office Theme" id="{62F939B6-93AF-4DB8-9C6B-D6C7DFDC589F}" vid="{4A3C46E8-61CC-4603-A589-7422A47A8E4A}"/>
     </a:ext>
   </a:extLst>
 </a:theme>

--- a/Raporlar/8. Hafta.docx
+++ b/Raporlar/8. Hafta.docx
@@ -1012,7 +1012,13 @@
         <w:t>Üye</w:t>
       </w:r>
       <w:r>
-        <w:t>Soyadı, TelNo, MailAdresi,</w:t>
+        <w:t xml:space="preserve">Soyadı, TelNo, </w:t>
+      </w:r>
+      <w:r>
+        <w:t>Email</w:t>
+      </w:r>
+      <w:r>
+        <w:t>,</w:t>
       </w:r>
       <w:r>
         <w:t xml:space="preserve"> KayıtTarihi, Adres</w:t>
@@ -1076,7 +1082,7 @@
         <w:t xml:space="preserve">TelNo, </w:t>
       </w:r>
       <w:r>
-        <w:t>MailAdresi</w:t>
+        <w:t>Email</w:t>
       </w:r>
       <w:r>
         <w:t>, İşeBaşlamaTarihi</w:t>
@@ -1214,7 +1220,13 @@
         </w:rPr>
       </w:pPr>
       <w:r>
-        <w:t>KategorilID, Türü</w:t>
+        <w:t>Kategori</w:t>
+      </w:r>
+      <w:r>
+        <w:t>I</w:t>
+      </w:r>
+      <w:r>
+        <w:t>D, Türü</w:t>
       </w:r>
     </w:p>
     <w:p>
@@ -1306,7 +1318,7 @@
         <w:rPr>
           <w:b/>
         </w:rPr>
-        <w:t>Ödünç Alma İşlemi</w:t>
+        <w:t>Ödünç</w:t>
       </w:r>
     </w:p>
     <w:p>
@@ -1322,7 +1334,10 @@
         </w:rPr>
       </w:pPr>
       <w:r>
-        <w:t>ÖdünçID, ÜyeID, KitapID, ÖdünçAlmaTarihi, TeslimTarihi, GerçekTeslimTarihi, Ceza</w:t>
+        <w:t>ÖdünçID, ÜyeID, KitapID, ÖdünçAlmaTarihi, Te</w:t>
+      </w:r>
+      <w:r>
+        <w:t>slimTarihi, GerçekTeslimTarihi</w:t>
       </w:r>
     </w:p>
     <w:p>
@@ -1454,8 +1469,25 @@
         </w:rPr>
       </w:pPr>
       <w:r>
-        <w:t>RezervasyonID, ÜyeID, KitapID, RezervasyonTarihi,</w:t>
-      </w:r>
+        <w:t>RezervasyonID, Üy</w:t>
+      </w:r>
+      <w:r>
+        <w:t xml:space="preserve">eID, </w:t>
+      </w:r>
+      <w:r>
+        <w:t xml:space="preserve"> </w:t>
+      </w:r>
+      <w:r>
+        <w:t>KitapID, RezervasyonTarihi</w:t>
+      </w:r>
+    </w:p>
+    <w:p>
+      <w:pPr>
+        <w:spacing w:after="0" w:line="240" w:lineRule="auto"/>
+        <w:rPr>
+          <w:b/>
+        </w:rPr>
+      </w:pPr>
     </w:p>
     <w:sectPr>
       <w:footerReference w:type="even" r:id="rId7"/>
@@ -5703,7 +5735,7 @@
   <a:extraClrSchemeLst/>
   <a:extLst>
     <a:ext uri="{05A4C25C-085E-4340-85A3-A5531E510DB2}">
-      <thm15:themeFamily xmlns:thm15="http://schemas.microsoft.com/office/thememl/2012/main" xmlns="" name="Office Theme" id="{62F939B6-93AF-4DB8-9C6B-D6C7DFDC589F}" vid="{4A3C46E8-61CC-4603-A589-7422A47A8E4A}"/>
+      <thm15:themeFamily xmlns="" xmlns:thm15="http://schemas.microsoft.com/office/thememl/2012/main" name="Office Theme" id="{62F939B6-93AF-4DB8-9C6B-D6C7DFDC589F}" vid="{4A3C46E8-61CC-4603-A589-7422A47A8E4A}"/>
     </a:ext>
   </a:extLst>
 </a:theme>

--- a/Raporlar/8. Hafta.docx
+++ b/Raporlar/8. Hafta.docx
@@ -1282,6 +1282,92 @@
     </w:p>
     <w:p>
       <w:pPr>
+        <w:pStyle w:val="ListeParagraf"/>
+        <w:numPr>
+          <w:ilvl w:val="0"/>
+          <w:numId w:val="25"/>
+        </w:numPr>
+        <w:spacing w:after="0" w:line="240" w:lineRule="auto"/>
+        <w:rPr>
+          <w:b/>
+        </w:rPr>
+      </w:pPr>
+      <w:r>
+        <w:rPr>
+          <w:b/>
+        </w:rPr>
+        <w:t>Cezalar</w:t>
+      </w:r>
+    </w:p>
+    <w:p>
+      <w:pPr>
+        <w:pStyle w:val="ListeParagraf"/>
+        <w:numPr>
+          <w:ilvl w:val="1"/>
+          <w:numId w:val="25"/>
+        </w:numPr>
+        <w:spacing w:after="0" w:line="240" w:lineRule="auto"/>
+        <w:rPr>
+          <w:b/>
+        </w:rPr>
+      </w:pPr>
+      <w:r>
+        <w:t>CezaID, CezaMiktarı, CezaTarihi</w:t>
+      </w:r>
+    </w:p>
+    <w:p>
+      <w:pPr>
+        <w:spacing w:after="0" w:line="240" w:lineRule="auto"/>
+        <w:rPr>
+          <w:b/>
+        </w:rPr>
+      </w:pPr>
+    </w:p>
+    <w:p>
+      <w:pPr>
+        <w:pStyle w:val="ListeParagraf"/>
+        <w:numPr>
+          <w:ilvl w:val="0"/>
+          <w:numId w:val="25"/>
+        </w:numPr>
+        <w:spacing w:after="0" w:line="240" w:lineRule="auto"/>
+        <w:rPr>
+          <w:b/>
+        </w:rPr>
+      </w:pPr>
+      <w:r>
+        <w:rPr>
+          <w:b/>
+        </w:rPr>
+        <w:t>Kütüphane</w:t>
+      </w:r>
+    </w:p>
+    <w:p>
+      <w:pPr>
+        <w:pStyle w:val="ListeParagraf"/>
+        <w:numPr>
+          <w:ilvl w:val="1"/>
+          <w:numId w:val="25"/>
+        </w:numPr>
+        <w:spacing w:after="0" w:line="240" w:lineRule="auto"/>
+        <w:rPr>
+          <w:b/>
+        </w:rPr>
+      </w:pPr>
+      <w:r>
+        <w:t>VergiNo, Adı</w:t>
+      </w:r>
+    </w:p>
+    <w:p>
+      <w:pPr>
+        <w:spacing w:after="0" w:line="240" w:lineRule="auto"/>
+        <w:rPr>
+          <w:b/>
+        </w:rPr>
+      </w:pPr>
+    </w:p>
+    <w:p>
+      <w:pPr>
         <w:spacing w:after="0" w:line="240" w:lineRule="auto"/>
         <w:rPr>
           <w:b/>
@@ -1364,7 +1450,34 @@
         <w:rPr>
           <w:b/>
         </w:rPr>
-        <w:t>Cezalar</w:t>
+        <w:t>Yazar</w:t>
+      </w:r>
+    </w:p>
+    <w:p>
+      <w:pPr>
+        <w:spacing w:after="0" w:line="240" w:lineRule="auto"/>
+        <w:rPr>
+          <w:b/>
+        </w:rPr>
+      </w:pPr>
+    </w:p>
+    <w:p>
+      <w:pPr>
+        <w:pStyle w:val="ListeParagraf"/>
+        <w:numPr>
+          <w:ilvl w:val="0"/>
+          <w:numId w:val="33"/>
+        </w:numPr>
+        <w:spacing w:after="0" w:line="240" w:lineRule="auto"/>
+        <w:rPr>
+          <w:b/>
+        </w:rPr>
+      </w:pPr>
+      <w:r>
+        <w:rPr>
+          <w:b/>
+        </w:rPr>
+        <w:t>Bağışlar</w:t>
       </w:r>
     </w:p>
     <w:p>
@@ -1380,7 +1493,10 @@
         </w:rPr>
       </w:pPr>
       <w:r>
-        <w:t>CezaID, ÜyeID, ÖdünçID, CezaMiktarı, CezaTarihi</w:t>
+        <w:t xml:space="preserve">BağışID, ÜyeID, KitapID, </w:t>
+      </w:r>
+      <w:r>
+        <w:t>BağışTarih</w:t>
       </w:r>
     </w:p>
     <w:p>
@@ -1407,7 +1523,7 @@
         <w:rPr>
           <w:b/>
         </w:rPr>
-        <w:t>Bağışlar</w:t>
+        <w:t>Rezervasyonlar</w:t>
       </w:r>
     </w:p>
     <w:p>
@@ -1423,10 +1539,16 @@
         </w:rPr>
       </w:pPr>
       <w:r>
-        <w:t xml:space="preserve">BağışID, ÜyeID, KitapID, </w:t>
-      </w:r>
-      <w:r>
-        <w:t>BağışTarih</w:t>
+        <w:t>RezervasyonID, Üy</w:t>
+      </w:r>
+      <w:r>
+        <w:t xml:space="preserve">eID, </w:t>
+      </w:r>
+      <w:r>
+        <w:t xml:space="preserve"> </w:t>
+      </w:r>
+      <w:r>
+        <w:t>KitapID, RezervasyonTarihi</w:t>
       </w:r>
     </w:p>
     <w:p>
@@ -1453,14 +1575,14 @@
         <w:rPr>
           <w:b/>
         </w:rPr>
-        <w:t>Rezervasyonlar</w:t>
+        <w:t>Yer Alır</w:t>
       </w:r>
     </w:p>
     <w:p>
       <w:pPr>
         <w:pStyle w:val="ListeParagraf"/>
         <w:numPr>
-          <w:ilvl w:val="1"/>
+          <w:ilvl w:val="0"/>
           <w:numId w:val="33"/>
         </w:numPr>
         <w:spacing w:after="0" w:line="240" w:lineRule="auto"/>
@@ -1469,29 +1591,129 @@
         </w:rPr>
       </w:pPr>
       <w:r>
-        <w:t>RezervasyonID, Üy</w:t>
-      </w:r>
-      <w:r>
-        <w:t xml:space="preserve">eID, </w:t>
-      </w:r>
-      <w:r>
-        <w:t xml:space="preserve"> </w:t>
-      </w:r>
-      <w:r>
-        <w:t>KitapID, RezervasyonTarihi</w:t>
-      </w:r>
-    </w:p>
-    <w:p>
-      <w:pPr>
-        <w:spacing w:after="0" w:line="240" w:lineRule="auto"/>
-        <w:rPr>
-          <w:b/>
-        </w:rPr>
-      </w:pPr>
+        <w:rPr>
+          <w:b/>
+        </w:rPr>
+        <w:t>Görüntüler</w:t>
+      </w:r>
+    </w:p>
+    <w:p>
+      <w:pPr>
+        <w:pStyle w:val="ListeParagraf"/>
+        <w:numPr>
+          <w:ilvl w:val="0"/>
+          <w:numId w:val="33"/>
+        </w:numPr>
+        <w:spacing w:after="0" w:line="240" w:lineRule="auto"/>
+        <w:rPr>
+          <w:b/>
+        </w:rPr>
+      </w:pPr>
+      <w:r>
+        <w:rPr>
+          <w:b/>
+        </w:rPr>
+        <w:t>Alır</w:t>
+      </w:r>
+    </w:p>
+    <w:p>
+      <w:pPr>
+        <w:pStyle w:val="ListeParagraf"/>
+        <w:numPr>
+          <w:ilvl w:val="0"/>
+          <w:numId w:val="33"/>
+        </w:numPr>
+        <w:spacing w:after="0" w:line="240" w:lineRule="auto"/>
+        <w:rPr>
+          <w:b/>
+        </w:rPr>
+      </w:pPr>
+      <w:r>
+        <w:rPr>
+          <w:b/>
+        </w:rPr>
+        <w:t>Vardır</w:t>
+      </w:r>
+    </w:p>
+    <w:p>
+      <w:pPr>
+        <w:pStyle w:val="ListeParagraf"/>
+        <w:numPr>
+          <w:ilvl w:val="0"/>
+          <w:numId w:val="33"/>
+        </w:numPr>
+        <w:spacing w:after="0" w:line="240" w:lineRule="auto"/>
+        <w:rPr>
+          <w:b/>
+        </w:rPr>
+      </w:pPr>
+      <w:r>
+        <w:rPr>
+          <w:b/>
+        </w:rPr>
+        <w:t>Kayıt</w:t>
+      </w:r>
+    </w:p>
+    <w:p>
+      <w:pPr>
+        <w:pStyle w:val="ListeParagraf"/>
+        <w:numPr>
+          <w:ilvl w:val="0"/>
+          <w:numId w:val="33"/>
+        </w:numPr>
+        <w:spacing w:after="0" w:line="240" w:lineRule="auto"/>
+        <w:rPr>
+          <w:b/>
+        </w:rPr>
+      </w:pPr>
+      <w:r>
+        <w:rPr>
+          <w:b/>
+        </w:rPr>
+        <w:t>Düzenler</w:t>
+      </w:r>
+    </w:p>
+    <w:p>
+      <w:pPr>
+        <w:spacing w:after="0" w:line="240" w:lineRule="auto"/>
+        <w:rPr>
+          <w:b/>
+        </w:rPr>
+      </w:pPr>
+      <w:r>
+        <w:rPr>
+          <w:b/>
+        </w:rPr>
+        <w:lastRenderedPageBreak/>
+        <w:pict>
+          <v:shapetype id="_x0000_t75" coordsize="21600,21600" o:spt="75" o:preferrelative="t" path="m@4@5l@4@11@9@11@9@5xe" filled="f" stroked="f">
+            <v:stroke joinstyle="miter"/>
+            <v:formulas>
+              <v:f eqn="if lineDrawn pixelLineWidth 0"/>
+              <v:f eqn="sum @0 1 0"/>
+              <v:f eqn="sum 0 0 @1"/>
+              <v:f eqn="prod @2 1 2"/>
+              <v:f eqn="prod @3 21600 pixelWidth"/>
+              <v:f eqn="prod @3 21600 pixelHeight"/>
+              <v:f eqn="sum @0 0 1"/>
+              <v:f eqn="prod @6 1 2"/>
+              <v:f eqn="prod @7 21600 pixelWidth"/>
+              <v:f eqn="sum @8 21600 0"/>
+              <v:f eqn="prod @7 21600 pixelHeight"/>
+              <v:f eqn="sum @10 21600 0"/>
+            </v:formulas>
+            <v:path o:extrusionok="f" gradientshapeok="t" o:connecttype="rect"/>
+            <o:lock v:ext="edit" aspectratio="t"/>
+          </v:shapetype>
+          <v:shape id="_x0000_i1025" type="#_x0000_t75" style="width:468pt;height:646.5pt">
+            <v:imagedata r:id="rId7" o:title="WhatsApp Image 2024-11-13 at 13.14.37"/>
+          </v:shape>
+        </w:pict>
+      </w:r>
     </w:p>
     <w:sectPr>
-      <w:footerReference w:type="even" r:id="rId7"/>
-      <w:footerReference w:type="default" r:id="rId8"/>
+      <w:footerReference w:type="even" r:id="rId8"/>
+      <w:footerReference w:type="default" r:id="rId9"/>
       <w:pgSz w:w="12240" w:h="15840"/>
       <w:pgMar w:top="1440" w:right="1440" w:bottom="1440" w:left="1440" w:header="720" w:footer="720" w:gutter="0"/>
       <w:cols w:space="720"/>
@@ -5735,7 +5957,7 @@
   <a:extraClrSchemeLst/>
   <a:extLst>
     <a:ext uri="{05A4C25C-085E-4340-85A3-A5531E510DB2}">
-      <thm15:themeFamily xmlns="" xmlns:thm15="http://schemas.microsoft.com/office/thememl/2012/main" name="Office Theme" id="{62F939B6-93AF-4DB8-9C6B-D6C7DFDC589F}" vid="{4A3C46E8-61CC-4603-A589-7422A47A8E4A}"/>
+      <thm15:themeFamily xmlns:thm15="http://schemas.microsoft.com/office/thememl/2012/main" xmlns="" name="Office Theme" id="{62F939B6-93AF-4DB8-9C6B-D6C7DFDC589F}" vid="{4A3C46E8-61CC-4603-A589-7422A47A8E4A}"/>
     </a:ext>
   </a:extLst>
 </a:theme>

--- a/Raporlar/8. Hafta.docx
+++ b/Raporlar/8. Hafta.docx
@@ -250,7 +250,19 @@
                     <w:rPr>
                       <w:b/>
                     </w:rPr>
-                    <w:t>İnönü ÜniversitesiBilgisayar Mühendisliği Bölümü</w:t>
+                    <w:t>İnönü Üniversitesi</w:t>
+                  </w:r>
+                  <w:r>
+                    <w:rPr>
+                      <w:b/>
+                    </w:rPr>
+                    <w:t xml:space="preserve"> </w:t>
+                  </w:r>
+                  <w:r>
+                    <w:rPr>
+                      <w:b/>
+                    </w:rPr>
+                    <w:t>Bilgisayar Mühendisliği Bölümü</w:t>
                   </w:r>
                 </w:p>
                 <w:p>
@@ -1706,7 +1718,7 @@
             <o:lock v:ext="edit" aspectratio="t"/>
           </v:shapetype>
           <v:shape id="_x0000_i1025" type="#_x0000_t75" style="width:468pt;height:646.5pt">
-            <v:imagedata r:id="rId7" o:title="WhatsApp Image 2024-11-13 at 13.14.37"/>
+            <v:imagedata r:id="rId7" o:title="WhatsApp Image 2024-11-13 at 13.14"/>
           </v:shape>
         </w:pict>
       </w:r>
@@ -1845,7 +1857,7 @@
             <w:rStyle w:val="SayfaNumaras"/>
             <w:noProof/>
           </w:rPr>
-          <w:t>2</w:t>
+          <w:t>1</w:t>
         </w:r>
         <w:r>
           <w:rPr>
@@ -5957,7 +5969,7 @@
   <a:extraClrSchemeLst/>
   <a:extLst>
     <a:ext uri="{05A4C25C-085E-4340-85A3-A5531E510DB2}">
-      <thm15:themeFamily xmlns:thm15="http://schemas.microsoft.com/office/thememl/2012/main" xmlns="" name="Office Theme" id="{62F939B6-93AF-4DB8-9C6B-D6C7DFDC589F}" vid="{4A3C46E8-61CC-4603-A589-7422A47A8E4A}"/>
+      <thm15:themeFamily xmlns="" xmlns:thm15="http://schemas.microsoft.com/office/thememl/2012/main" name="Office Theme" id="{62F939B6-93AF-4DB8-9C6B-D6C7DFDC589F}" vid="{4A3C46E8-61CC-4603-A589-7422A47A8E4A}"/>
     </a:ext>
   </a:extLst>
 </a:theme>

--- a/Raporlar/8. Hafta.docx
+++ b/Raporlar/8. Hafta.docx
@@ -1718,14 +1718,47 @@
             <o:lock v:ext="edit" aspectratio="t"/>
           </v:shapetype>
           <v:shape id="_x0000_i1025" type="#_x0000_t75" style="width:468pt;height:646.5pt">
-            <v:imagedata r:id="rId7" o:title="WhatsApp Image 2024-11-13 at 13.14"/>
+            <v:imagedata r:id="rId7" o:title="WhatsApp Image 2024-11-13 at 13"/>
           </v:shape>
         </w:pict>
       </w:r>
     </w:p>
+    <w:p>
+      <w:pPr>
+        <w:spacing w:after="0" w:line="240" w:lineRule="auto"/>
+        <w:rPr>
+          <w:b/>
+        </w:rPr>
+      </w:pPr>
+      <w:r>
+        <w:rPr>
+          <w:b/>
+        </w:rPr>
+        <w:lastRenderedPageBreak/>
+        <w:t>Güncellenmiş ER</w:t>
+      </w:r>
+    </w:p>
+    <w:p>
+      <w:pPr>
+        <w:spacing w:after="0" w:line="240" w:lineRule="auto"/>
+        <w:rPr>
+          <w:b/>
+        </w:rPr>
+      </w:pPr>
+      <w:r>
+        <w:rPr>
+          <w:b/>
+        </w:rPr>
+        <w:pict>
+          <v:shape id="_x0000_i1026" type="#_x0000_t75" style="width:467.25pt;height:611.25pt">
+            <v:imagedata r:id="rId8" o:title="ktpguncel.drawio"/>
+          </v:shape>
+        </w:pict>
+      </w:r>
+    </w:p>
     <w:sectPr>
-      <w:footerReference w:type="even" r:id="rId8"/>
-      <w:footerReference w:type="default" r:id="rId9"/>
+      <w:footerReference w:type="even" r:id="rId9"/>
+      <w:footerReference w:type="default" r:id="rId10"/>
       <w:pgSz w:w="12240" w:h="15840"/>
       <w:pgMar w:top="1440" w:right="1440" w:bottom="1440" w:left="1440" w:header="720" w:footer="720" w:gutter="0"/>
       <w:cols w:space="720"/>
@@ -5969,7 +6002,7 @@
   <a:extraClrSchemeLst/>
   <a:extLst>
     <a:ext uri="{05A4C25C-085E-4340-85A3-A5531E510DB2}">
-      <thm15:themeFamily xmlns="" xmlns:thm15="http://schemas.microsoft.com/office/thememl/2012/main" name="Office Theme" id="{62F939B6-93AF-4DB8-9C6B-D6C7DFDC589F}" vid="{4A3C46E8-61CC-4603-A589-7422A47A8E4A}"/>
+      <thm15:themeFamily xmlns:thm15="http://schemas.microsoft.com/office/thememl/2012/main" xmlns="" name="Office Theme" id="{62F939B6-93AF-4DB8-9C6B-D6C7DFDC589F}" vid="{4A3C46E8-61CC-4603-A589-7422A47A8E4A}"/>
     </a:ext>
   </a:extLst>
 </a:theme>
